--- a/projects/fpga-systems/NexysA7/cdc_counter_display/docs/CDC_Counter_Display_Guide_v0.90.docx
+++ b/projects/fpga-systems/NexysA7/cdc_counter_display/docs/CDC_Counter_Display_Guide_v0.90.docx
@@ -160,7 +160,7 @@
             </w:rPr>
             <w:fldChar w:fldCharType="separate"/>
           </w:r>
-          <w:hyperlink w:anchor="__RefHeading___Toc3579_4156604032">
+          <w:hyperlink w:anchor="__RefHeading___Toc3676_4042426920">
             <w:r>
               <w:rPr>
                 <w:webHidden/>
@@ -168,7 +168,7 @@
               </w:rPr>
               <w:t>1 Document Information</w:t>
               <w:tab/>
-              <w:t>8</w:t>
+              <w:t>9</w:t>
             </w:r>
           </w:hyperlink>
         </w:p>
@@ -181,7 +181,7 @@
             </w:tabs>
             <w:rPr/>
           </w:pPr>
-          <w:hyperlink w:anchor="__RefHeading___Toc3581_4156604032">
+          <w:hyperlink w:anchor="__RefHeading___Toc3678_4042426920">
             <w:r>
               <w:rPr>
                 <w:webHidden/>
@@ -189,7 +189,7 @@
               </w:rPr>
               <w:t>1.1 References</w:t>
               <w:tab/>
-              <w:t>8</w:t>
+              <w:t>9</w:t>
             </w:r>
           </w:hyperlink>
         </w:p>
@@ -202,7 +202,7 @@
             </w:tabs>
             <w:rPr/>
           </w:pPr>
-          <w:hyperlink w:anchor="__RefHeading___Toc3583_4156604032">
+          <w:hyperlink w:anchor="__RefHeading___Toc3680_4042426920">
             <w:r>
               <w:rPr>
                 <w:webHidden/>
@@ -223,7 +223,7 @@
             </w:tabs>
             <w:rPr/>
           </w:pPr>
-          <w:hyperlink w:anchor="__RefHeading___Toc3585_4156604032">
+          <w:hyperlink w:anchor="__RefHeading___Toc3682_4042426920">
             <w:r>
               <w:rPr>
                 <w:webHidden/>
@@ -231,7 +231,7 @@
               </w:rPr>
               <w:t>1.3 Revision History</w:t>
               <w:tab/>
-              <w:t>9</w:t>
+              <w:t>10</w:t>
             </w:r>
           </w:hyperlink>
         </w:p>
@@ -244,7 +244,7 @@
             </w:tabs>
             <w:rPr/>
           </w:pPr>
-          <w:hyperlink w:anchor="__RefHeading___Toc3587_4156604032">
+          <w:hyperlink w:anchor="__RefHeading___Toc3684_4042426920">
             <w:r>
               <w:rPr>
                 <w:webHidden/>
@@ -252,7 +252,7 @@
               </w:rPr>
               <w:t>2 Overview</w:t>
               <w:tab/>
-              <w:t>9</w:t>
+              <w:t>11</w:t>
             </w:r>
           </w:hyperlink>
         </w:p>
@@ -265,7 +265,7 @@
             </w:tabs>
             <w:rPr/>
           </w:pPr>
-          <w:hyperlink w:anchor="__RefHeading___Toc3589_4156604032">
+          <w:hyperlink w:anchor="__RefHeading___Toc3686_4042426920">
             <w:r>
               <w:rPr>
                 <w:webHidden/>
@@ -273,7 +273,7 @@
               </w:rPr>
               <w:t>2.1 What it is</w:t>
               <w:tab/>
-              <w:t>9</w:t>
+              <w:t>11</w:t>
             </w:r>
           </w:hyperlink>
         </w:p>
@@ -286,7 +286,7 @@
             </w:tabs>
             <w:rPr/>
           </w:pPr>
-          <w:hyperlink w:anchor="__RefHeading___Toc3591_4156604032">
+          <w:hyperlink w:anchor="__RefHeading___Toc3688_4042426920">
             <w:r>
               <w:rPr>
                 <w:webHidden/>
@@ -294,7 +294,7 @@
               </w:rPr>
               <w:t>2.1.1 Figure 1.1: CDC Demo Harness Spine</w:t>
               <w:tab/>
-              <w:t>9</w:t>
+              <w:t>11</w:t>
             </w:r>
           </w:hyperlink>
         </w:p>
@@ -307,7 +307,7 @@
             </w:tabs>
             <w:rPr/>
           </w:pPr>
-          <w:hyperlink w:anchor="__RefHeading___Toc3593_4156604032">
+          <w:hyperlink w:anchor="__RefHeading___Toc3690_4042426920">
             <w:r>
               <w:rPr>
                 <w:webHidden/>
@@ -315,7 +315,7 @@
               </w:rPr>
               <w:t>2.2 What it demonstrates</w:t>
               <w:tab/>
-              <w:t>10</w:t>
+              <w:t>11</w:t>
             </w:r>
           </w:hyperlink>
         </w:p>
@@ -328,7 +328,7 @@
             </w:tabs>
             <w:rPr/>
           </w:pPr>
-          <w:hyperlink w:anchor="__RefHeading___Toc3595_4156604032">
+          <w:hyperlink w:anchor="__RefHeading___Toc3692_4042426920">
             <w:r>
               <w:rPr>
                 <w:webHidden/>
@@ -336,7 +336,7 @@
               </w:rPr>
               <w:t>2.3 What you need</w:t>
               <w:tab/>
-              <w:t>10</w:t>
+              <w:t>12</w:t>
             </w:r>
           </w:hyperlink>
         </w:p>
@@ -349,7 +349,7 @@
             </w:tabs>
             <w:rPr/>
           </w:pPr>
-          <w:hyperlink w:anchor="__RefHeading___Toc3597_4156604032">
+          <w:hyperlink w:anchor="__RefHeading___Toc3694_4042426920">
             <w:r>
               <w:rPr>
                 <w:webHidden/>
@@ -357,7 +357,7 @@
               </w:rPr>
               <w:t>2.4 Where things live</w:t>
               <w:tab/>
-              <w:t>10</w:t>
+              <w:t>12</w:t>
             </w:r>
           </w:hyperlink>
         </w:p>
@@ -370,7 +370,7 @@
             </w:tabs>
             <w:rPr/>
           </w:pPr>
-          <w:hyperlink w:anchor="__RefHeading___Toc3599_4156604032">
+          <w:hyperlink w:anchor="__RefHeading___Toc3696_4042426920">
             <w:r>
               <w:rPr>
                 <w:webHidden/>
@@ -378,7 +378,7 @@
               </w:rPr>
               <w:t>3 How It Works</w:t>
               <w:tab/>
-              <w:t>11</w:t>
+              <w:t>13</w:t>
             </w:r>
           </w:hyperlink>
         </w:p>
@@ -391,7 +391,7 @@
             </w:tabs>
             <w:rPr/>
           </w:pPr>
-          <w:hyperlink w:anchor="__RefHeading___Toc3601_4156604032">
+          <w:hyperlink w:anchor="__RefHeading___Toc3698_4042426920">
             <w:r>
               <w:rPr>
                 <w:webHidden/>
@@ -399,7 +399,7 @@
               </w:rPr>
               <w:t>3.1 Top-level structure (cdc_demo_top)</w:t>
               <w:tab/>
-              <w:t>11</w:t>
+              <w:t>13</w:t>
             </w:r>
           </w:hyperlink>
         </w:p>
@@ -412,7 +412,7 @@
             </w:tabs>
             <w:rPr/>
           </w:pPr>
-          <w:hyperlink w:anchor="__RefHeading___Toc3603_4156604032">
+          <w:hyperlink w:anchor="__RefHeading___Toc3700_4042426920">
             <w:r>
               <w:rPr>
                 <w:webHidden/>
@@ -420,7 +420,7 @@
               </w:rPr>
               <w:t>3.2 Clocking and the four source clocks</w:t>
               <w:tab/>
-              <w:t>11</w:t>
+              <w:t>13</w:t>
             </w:r>
           </w:hyperlink>
         </w:p>
@@ -433,7 +433,7 @@
             </w:tabs>
             <w:rPr/>
           </w:pPr>
-          <w:hyperlink w:anchor="__RefHeading___Toc3605_4156604032">
+          <w:hyperlink w:anchor="__RefHeading___Toc3702_4042426920">
             <w:r>
               <w:rPr>
                 <w:webHidden/>
@@ -441,7 +441,7 @@
               </w:rPr>
               <w:t>3.3 One counter domain (cdc_counter_domain)</w:t>
               <w:tab/>
-              <w:t>12</w:t>
+              <w:t>14</w:t>
             </w:r>
           </w:hyperlink>
         </w:p>
@@ -454,7 +454,7 @@
             </w:tabs>
             <w:rPr/>
           </w:pPr>
-          <w:hyperlink w:anchor="__RefHeading___Toc3607_4156604032">
+          <w:hyperlink w:anchor="__RefHeading___Toc3704_4042426920">
             <w:r>
               <w:rPr>
                 <w:webHidden/>
@@ -462,7 +462,7 @@
               </w:rPr>
               <w:t>3.4 The five CDC modes (CDC_MODE)</w:t>
               <w:tab/>
-              <w:t>12</w:t>
+              <w:t>14</w:t>
             </w:r>
           </w:hyperlink>
         </w:p>
@@ -475,7 +475,7 @@
             </w:tabs>
             <w:rPr/>
           </w:pPr>
-          <w:hyperlink w:anchor="__RefHeading___Toc3609_4156604032">
+          <w:hyperlink w:anchor="__RefHeading___Toc3706_4042426920">
             <w:r>
               <w:rPr>
                 <w:webHidden/>
@@ -483,7 +483,7 @@
               </w:rPr>
               <w:t>3.5 Display</w:t>
               <w:tab/>
-              <w:t>12</w:t>
+              <w:t>15</w:t>
             </w:r>
           </w:hyperlink>
         </w:p>
@@ -496,7 +496,7 @@
             </w:tabs>
             <w:rPr/>
           </w:pPr>
-          <w:hyperlink w:anchor="__RefHeading___Toc3611_4156604032">
+          <w:hyperlink w:anchor="__RefHeading___Toc3708_4042426920">
             <w:r>
               <w:rPr>
                 <w:webHidden/>
@@ -504,7 +504,7 @@
               </w:rPr>
               <w:t>4 Test Methodology</w:t>
               <w:tab/>
-              <w:t>13</w:t>
+              <w:t>16</w:t>
             </w:r>
           </w:hyperlink>
         </w:p>
@@ -517,7 +517,7 @@
             </w:tabs>
             <w:rPr/>
           </w:pPr>
-          <w:hyperlink w:anchor="__RefHeading___Toc3613_4156604032">
+          <w:hyperlink w:anchor="__RefHeading___Toc3710_4042426920">
             <w:r>
               <w:rPr>
                 <w:webHidden/>
@@ -525,7 +525,7 @@
               </w:rPr>
               <w:t>4.1 What is under test</w:t>
               <w:tab/>
-              <w:t>13</w:t>
+              <w:t>16</w:t>
             </w:r>
           </w:hyperlink>
         </w:p>
@@ -538,7 +538,7 @@
             </w:tabs>
             <w:rPr/>
           </w:pPr>
-          <w:hyperlink w:anchor="__RefHeading___Toc3615_4156604032">
+          <w:hyperlink w:anchor="__RefHeading___Toc3712_4042426920">
             <w:r>
               <w:rPr>
                 <w:webHidden/>
@@ -546,7 +546,7 @@
               </w:rPr>
               <w:t>4.2 What is measured, and how</w:t>
               <w:tab/>
-              <w:t>13</w:t>
+              <w:t>16</w:t>
             </w:r>
           </w:hyperlink>
         </w:p>
@@ -559,7 +559,7 @@
             </w:tabs>
             <w:rPr/>
           </w:pPr>
-          <w:hyperlink w:anchor="__RefHeading___Toc3617_4156604032">
+          <w:hyperlink w:anchor="__RefHeading___Toc3714_4042426920">
             <w:r>
               <w:rPr>
                 <w:webHidden/>
@@ -567,7 +567,7 @@
               </w:rPr>
               <w:t>4.3 Workloads</w:t>
               <w:tab/>
-              <w:t>13</w:t>
+              <w:t>16</w:t>
             </w:r>
           </w:hyperlink>
         </w:p>
@@ -580,7 +580,7 @@
             </w:tabs>
             <w:rPr/>
           </w:pPr>
-          <w:hyperlink w:anchor="__RefHeading___Toc3619_4156604032">
+          <w:hyperlink w:anchor="__RefHeading___Toc3716_4042426920">
             <w:r>
               <w:rPr>
                 <w:webHidden/>
@@ -588,7 +588,7 @@
               </w:rPr>
               <w:t>4.4 The oracle, and what sim can/can’t show</w:t>
               <w:tab/>
-              <w:t>14</w:t>
+              <w:t>17</w:t>
             </w:r>
           </w:hyperlink>
         </w:p>
@@ -601,7 +601,7 @@
             </w:tabs>
             <w:rPr/>
           </w:pPr>
-          <w:hyperlink w:anchor="__RefHeading___Toc3621_4156604032">
+          <w:hyperlink w:anchor="__RefHeading___Toc3718_4042426920">
             <w:r>
               <w:rPr>
                 <w:webHidden/>
@@ -609,7 +609,7 @@
               </w:rPr>
               <w:t>4.5 Measurement pitfalls</w:t>
               <w:tab/>
-              <w:t>14</w:t>
+              <w:t>17</w:t>
             </w:r>
           </w:hyperlink>
         </w:p>
@@ -622,7 +622,7 @@
             </w:tabs>
             <w:rPr/>
           </w:pPr>
-          <w:hyperlink w:anchor="__RefHeading___Toc3623_4156604032">
+          <w:hyperlink w:anchor="__RefHeading___Toc3720_4042426920">
             <w:r>
               <w:rPr>
                 <w:webHidden/>
@@ -630,7 +630,7 @@
               </w:rPr>
               <w:t>5 Build and Run</w:t>
               <w:tab/>
-              <w:t>14</w:t>
+              <w:t>18</w:t>
             </w:r>
           </w:hyperlink>
         </w:p>
@@ -643,7 +643,7 @@
             </w:tabs>
             <w:rPr/>
           </w:pPr>
-          <w:hyperlink w:anchor="__RefHeading___Toc3625_4156604032">
+          <w:hyperlink w:anchor="__RefHeading___Toc3722_4042426920">
             <w:r>
               <w:rPr>
                 <w:webHidden/>
@@ -651,7 +651,7 @@
               </w:rPr>
               <w:t>5.1 The workflow at a glance</w:t>
               <w:tab/>
-              <w:t>14</w:t>
+              <w:t>18</w:t>
             </w:r>
           </w:hyperlink>
         </w:p>
@@ -664,7 +664,7 @@
             </w:tabs>
             <w:rPr/>
           </w:pPr>
-          <w:hyperlink w:anchor="__RefHeading___Toc3627_4156604032">
+          <w:hyperlink w:anchor="__RefHeading___Toc3724_4042426920">
             <w:r>
               <w:rPr>
                 <w:webHidden/>
@@ -672,7 +672,7 @@
               </w:rPr>
               <w:t>5.2 Make targets</w:t>
               <w:tab/>
-              <w:t>15</w:t>
+              <w:t>18</w:t>
             </w:r>
           </w:hyperlink>
         </w:p>
@@ -685,7 +685,7 @@
             </w:tabs>
             <w:rPr/>
           </w:pPr>
-          <w:hyperlink w:anchor="__RefHeading___Toc3629_4156604032">
+          <w:hyperlink w:anchor="__RefHeading___Toc3726_4042426920">
             <w:r>
               <w:rPr>
                 <w:webHidden/>
@@ -693,7 +693,7 @@
               </w:rPr>
               <w:t>5.2.1 Simulation</w:t>
               <w:tab/>
-              <w:t>15</w:t>
+              <w:t>18</w:t>
             </w:r>
           </w:hyperlink>
         </w:p>
@@ -706,7 +706,7 @@
             </w:tabs>
             <w:rPr/>
           </w:pPr>
-          <w:hyperlink w:anchor="__RefHeading___Toc3631_4156604032">
+          <w:hyperlink w:anchor="__RefHeading___Toc3728_4042426920">
             <w:r>
               <w:rPr>
                 <w:webHidden/>
@@ -714,7 +714,7 @@
               </w:rPr>
               <w:t>5.2.2 Register collateral</w:t>
               <w:tab/>
-              <w:t>15</w:t>
+              <w:t>18</w:t>
             </w:r>
           </w:hyperlink>
         </w:p>
@@ -727,7 +727,7 @@
             </w:tabs>
             <w:rPr/>
           </w:pPr>
-          <w:hyperlink w:anchor="__RefHeading___Toc3633_4156604032">
+          <w:hyperlink w:anchor="__RefHeading___Toc3730_4042426920">
             <w:r>
               <w:rPr>
                 <w:webHidden/>
@@ -735,7 +735,7 @@
               </w:rPr>
               <w:t>5.2.3 Bitstream</w:t>
               <w:tab/>
-              <w:t>15</w:t>
+              <w:t>19</w:t>
             </w:r>
           </w:hyperlink>
         </w:p>
@@ -748,15 +748,15 @@
             </w:tabs>
             <w:rPr/>
           </w:pPr>
-          <w:hyperlink w:anchor="__RefHeading___Toc3635_4156604032">
+          <w:hyperlink w:anchor="__RefHeading___Toc3732_4042426920">
             <w:r>
               <w:rPr>
                 <w:webHidden/>
                 <w:rStyle w:val="IndexLink"/>
               </w:rPr>
-              <w:t>5.3 The host CLI (host/run_cdc_demo.py)</w:t>
+              <w:t>5.3 The host CLI (build-demo/host/host_cdc_demo.py)</w:t>
               <w:tab/>
-              <w:t>16</w:t>
+              <w:t>19</w:t>
             </w:r>
           </w:hyperlink>
         </w:p>
@@ -769,7 +769,7 @@
             </w:tabs>
             <w:rPr/>
           </w:pPr>
-          <w:hyperlink w:anchor="__RefHeading___Toc3637_4156604032">
+          <w:hyperlink w:anchor="__RefHeading___Toc3734_4042426920">
             <w:r>
               <w:rPr>
                 <w:webHidden/>
@@ -777,7 +777,7 @@
               </w:rPr>
               <w:t>5.3.1 The “watch it fail” procedure</w:t>
               <w:tab/>
-              <w:t>16</w:t>
+              <w:t>20</w:t>
             </w:r>
           </w:hyperlink>
         </w:p>
@@ -790,7 +790,7 @@
             </w:tabs>
             <w:rPr/>
           </w:pPr>
-          <w:hyperlink w:anchor="__RefHeading___Toc3639_4156604032">
+          <w:hyperlink w:anchor="__RefHeading___Toc3736_4042426920">
             <w:r>
               <w:rPr>
                 <w:webHidden/>
@@ -798,7 +798,7 @@
               </w:rPr>
               <w:t>6 Harness CSR Configuration</w:t>
               <w:tab/>
-              <w:t>16</w:t>
+              <w:t>21</w:t>
             </w:r>
           </w:hyperlink>
         </w:p>
@@ -811,7 +811,7 @@
             </w:tabs>
             <w:rPr/>
           </w:pPr>
-          <w:hyperlink w:anchor="__RefHeading___Toc3641_4156604032">
+          <w:hyperlink w:anchor="__RefHeading___Toc3738_4042426920">
             <w:r>
               <w:rPr>
                 <w:webHidden/>
@@ -819,7 +819,7 @@
               </w:rPr>
               <w:t>6.1 Global registers</w:t>
               <w:tab/>
-              <w:t>17</w:t>
+              <w:t>22</w:t>
             </w:r>
           </w:hyperlink>
         </w:p>
@@ -832,7 +832,7 @@
             </w:tabs>
             <w:rPr/>
           </w:pPr>
-          <w:hyperlink w:anchor="__RefHeading___Toc3643_4156604032">
+          <w:hyperlink w:anchor="__RefHeading___Toc3740_4042426920">
             <w:r>
               <w:rPr>
                 <w:webHidden/>
@@ -840,7 +840,7 @@
               </w:rPr>
               <w:t>6.2 Per-counter block</w:t>
               <w:tab/>
-              <w:t>18</w:t>
+              <w:t>23</w:t>
             </w:r>
           </w:hyperlink>
         </w:p>
@@ -853,7 +853,7 @@
             </w:tabs>
             <w:rPr/>
           </w:pPr>
-          <w:hyperlink w:anchor="__RefHeading___Toc3645_4156604032">
+          <w:hyperlink w:anchor="__RefHeading___Toc3742_4042426920">
             <w:r>
               <w:rPr>
                 <w:webHidden/>
@@ -861,7 +861,7 @@
               </w:rPr>
               <w:t>6.3 By-name access</w:t>
               <w:tab/>
-              <w:t>19</w:t>
+              <w:t>24</w:t>
             </w:r>
           </w:hyperlink>
         </w:p>
@@ -874,7 +874,7 @@
             </w:tabs>
             <w:rPr/>
           </w:pPr>
-          <w:hyperlink w:anchor="__RefHeading___Toc3647_4156604032">
+          <w:hyperlink w:anchor="__RefHeading___Toc3744_4042426920">
             <w:r>
               <w:rPr>
                 <w:webHidden/>
@@ -882,7 +882,7 @@
               </w:rPr>
               <w:t>6.4 Regenerating the regmap</w:t>
               <w:tab/>
-              <w:t>20</w:t>
+              <w:t>25</w:t>
             </w:r>
           </w:hyperlink>
         </w:p>
@@ -895,7 +895,7 @@
             </w:tabs>
             <w:rPr/>
           </w:pPr>
-          <w:hyperlink w:anchor="__RefHeading___Toc3649_4156604032">
+          <w:hyperlink w:anchor="__RefHeading___Toc3746_4042426920">
             <w:r>
               <w:rPr>
                 <w:webHidden/>
@@ -903,7 +903,7 @@
               </w:rPr>
               <w:t>7 Simulation / Silicon Equivalence</w:t>
               <w:tab/>
-              <w:t>20</w:t>
+              <w:t>26</w:t>
             </w:r>
           </w:hyperlink>
         </w:p>
@@ -916,7 +916,7 @@
             </w:tabs>
             <w:rPr/>
           </w:pPr>
-          <w:hyperlink w:anchor="__RefHeading___Toc3651_4156604032">
+          <w:hyperlink w:anchor="__RefHeading___Toc3748_4042426920">
             <w:r>
               <w:rPr>
                 <w:webHidden/>
@@ -924,7 +924,7 @@
               </w:rPr>
               <w:t>7.1 The layered stack (only the bottom layer differs)</w:t>
               <w:tab/>
-              <w:t>20</w:t>
+              <w:t>26</w:t>
             </w:r>
           </w:hyperlink>
         </w:p>
@@ -937,7 +937,7 @@
             </w:tabs>
             <w:rPr/>
           </w:pPr>
-          <w:hyperlink w:anchor="__RefHeading___Toc3653_4156604032">
+          <w:hyperlink w:anchor="__RefHeading___Toc3750_4042426920">
             <w:r>
               <w:rPr>
                 <w:webHidden/>
@@ -945,7 +945,7 @@
               </w:rPr>
               <w:t>7.2 How the sim runs the same program</w:t>
               <w:tab/>
-              <w:t>21</w:t>
+              <w:t>26</w:t>
             </w:r>
           </w:hyperlink>
         </w:p>
@@ -958,7 +958,7 @@
             </w:tabs>
             <w:rPr/>
           </w:pPr>
-          <w:hyperlink w:anchor="__RefHeading___Toc3655_4156604032">
+          <w:hyperlink w:anchor="__RefHeading___Toc3752_4042426920">
             <w:r>
               <w:rPr>
                 <w:webHidden/>
@@ -966,7 +966,7 @@
               </w:rPr>
               <w:t>7.3 What the sim can and cannot reproduce</w:t>
               <w:tab/>
-              <w:t>21</w:t>
+              <w:t>27</w:t>
             </w:r>
           </w:hyperlink>
         </w:p>
@@ -979,7 +979,7 @@
             </w:tabs>
             <w:rPr/>
           </w:pPr>
-          <w:hyperlink w:anchor="__RefHeading___Toc3657_4156604032">
+          <w:hyperlink w:anchor="__RefHeading___Toc3754_4042426920">
             <w:r>
               <w:rPr>
                 <w:webHidden/>
@@ -987,7 +987,7 @@
               </w:rPr>
               <w:t>7.4 Gotchas worth keeping</w:t>
               <w:tab/>
-              <w:t>21</w:t>
+              <w:t>27</w:t>
             </w:r>
           </w:hyperlink>
         </w:p>
@@ -1000,7 +1000,7 @@
             </w:tabs>
             <w:rPr/>
           </w:pPr>
-          <w:hyperlink w:anchor="__RefHeading___Toc3659_4156604032">
+          <w:hyperlink w:anchor="__RefHeading___Toc3756_4042426920">
             <w:r>
               <w:rPr>
                 <w:webHidden/>
@@ -1008,7 +1008,7 @@
               </w:rPr>
               <w:t>8 Troubleshooting</w:t>
               <w:tab/>
-              <w:t>22</w:t>
+              <w:t>28</w:t>
             </w:r>
           </w:hyperlink>
         </w:p>
@@ -1021,7 +1021,7 @@
             </w:tabs>
             <w:rPr/>
           </w:pPr>
-          <w:hyperlink w:anchor="__RefHeading___Toc3661_4156604032">
+          <w:hyperlink w:anchor="__RefHeading___Toc3758_4042426920">
             <w:r>
               <w:rPr>
                 <w:webHidden/>
@@ -1029,7 +1029,7 @@
               </w:rPr>
               <w:t>8.1 The host CLI cannot find the board</w:t>
               <w:tab/>
-              <w:t>22</w:t>
+              <w:t>28</w:t>
             </w:r>
           </w:hyperlink>
         </w:p>
@@ -1042,7 +1042,7 @@
             </w:tabs>
             <w:rPr/>
           </w:pPr>
-          <w:hyperlink w:anchor="__RefHeading___Toc3663_4156604032">
+          <w:hyperlink w:anchor="__RefHeading___Toc3760_4042426920">
             <w:r>
               <w:rPr>
                 <w:webHidden/>
@@ -1050,7 +1050,7 @@
               </w:rPr>
               <w:t>8.2 Values look scrambled / never settle</w:t>
               <w:tab/>
-              <w:t>22</w:t>
+              <w:t>28</w:t>
             </w:r>
           </w:hyperlink>
         </w:p>
@@ -1063,15 +1063,15 @@
             </w:tabs>
             <w:rPr/>
           </w:pPr>
-          <w:hyperlink w:anchor="__RefHeading___Toc3665_4156604032">
+          <w:hyperlink w:anchor="__RefHeading___Toc3762_4042426920">
             <w:r>
               <w:rPr>
                 <w:webHidden/>
                 <w:rStyle w:val="IndexLink"/>
               </w:rPr>
-              <w:t>8.3 make lint-demo — Xilinx primitive errors</w:t>
+              <w:t>8.3 make lint — Xilinx primitive errors</w:t>
               <w:tab/>
-              <w:t>22</w:t>
+              <w:t>28</w:t>
             </w:r>
           </w:hyperlink>
         </w:p>
@@ -1084,15 +1084,15 @@
             </w:tabs>
             <w:rPr/>
           </w:pPr>
-          <w:hyperlink w:anchor="__RefHeading___Toc3667_4156604032">
+          <w:hyperlink w:anchor="__RefHeading___Toc3764_4042426920">
             <w:r>
               <w:rPr>
                 <w:webHidden/>
                 <w:rStyle w:val="IndexLink"/>
               </w:rPr>
-              <w:t>8.4 make sim (phase 1) fails to compile</w:t>
+              <w:t>8.4 make sim BUILD=phase1 fails to compile</w:t>
               <w:tab/>
-              <w:t>22</w:t>
+              <w:t>28</w:t>
             </w:r>
           </w:hyperlink>
         </w:p>
@@ -1105,7 +1105,7 @@
             </w:tabs>
             <w:rPr/>
           </w:pPr>
-          <w:hyperlink w:anchor="__RefHeading___Toc3669_4156604032">
+          <w:hyperlink w:anchor="__RefHeading___Toc3766_4042426920">
             <w:r>
               <w:rPr>
                 <w:webHidden/>
@@ -1113,7 +1113,7 @@
               </w:rPr>
               <w:t>8.5 make consistency fails after editing registers</w:t>
               <w:tab/>
-              <w:t>22</w:t>
+              <w:t>29</w:t>
             </w:r>
           </w:hyperlink>
         </w:p>
@@ -1126,7 +1126,7 @@
             </w:tabs>
             <w:rPr/>
           </w:pPr>
-          <w:hyperlink w:anchor="__RefHeading___Toc3671_4156604032">
+          <w:hyperlink w:anchor="__RefHeading___Toc3768_4042426920">
             <w:r>
               <w:rPr>
                 <w:webHidden/>
@@ -1134,7 +1134,7 @@
               </w:rPr>
               <w:t>8.6 Sim runs but nothing advances</w:t>
               <w:tab/>
-              <w:t>23</w:t>
+              <w:t>29</w:t>
             </w:r>
           </w:hyperlink>
           <w:r>
@@ -1221,7 +1221,7 @@
           <w:rPr>
             <w:rStyle w:val="ListLabel1"/>
           </w:rPr>
-          <w:t>9</w:t>
+          <w:t>11</w:t>
         </w:r>
         <w:r>
           <w:rPr>
@@ -1306,7 +1306,7 @@
           <w:rPr>
             <w:rStyle w:val="ListLabel1"/>
           </w:rPr>
-          <w:t>8</w:t>
+          <w:t>9</w:t>
         </w:r>
         <w:r>
           <w:rPr>
@@ -1363,7 +1363,7 @@
           <w:rPr>
             <w:rStyle w:val="ListLabel1"/>
           </w:rPr>
-          <w:t>9</w:t>
+          <w:t>10</w:t>
         </w:r>
         <w:r>
           <w:rPr>
@@ -1420,7 +1420,7 @@
           <w:rPr>
             <w:rStyle w:val="ListLabel1"/>
           </w:rPr>
-          <w:t>10</w:t>
+          <w:t>12</w:t>
         </w:r>
         <w:r>
           <w:rPr>
@@ -1477,7 +1477,7 @@
           <w:rPr>
             <w:rStyle w:val="ListLabel1"/>
           </w:rPr>
-          <w:t>11</w:t>
+          <w:t>13</w:t>
         </w:r>
         <w:r>
           <w:rPr>
@@ -1534,7 +1534,7 @@
           <w:rPr>
             <w:rStyle w:val="ListLabel1"/>
           </w:rPr>
-          <w:t>12</w:t>
+          <w:t>14</w:t>
         </w:r>
         <w:r>
           <w:rPr>
@@ -1591,7 +1591,7 @@
           <w:rPr>
             <w:rStyle w:val="ListLabel1"/>
           </w:rPr>
-          <w:t>13</w:t>
+          <w:t>16</w:t>
         </w:r>
         <w:r>
           <w:rPr>
@@ -1648,7 +1648,7 @@
           <w:rPr>
             <w:rStyle w:val="ListLabel1"/>
           </w:rPr>
-          <w:t>13</w:t>
+          <w:t>16</w:t>
         </w:r>
         <w:r>
           <w:rPr>
@@ -1705,7 +1705,7 @@
           <w:rPr>
             <w:rStyle w:val="ListLabel1"/>
           </w:rPr>
-          <w:t>15</w:t>
+          <w:t>18</w:t>
         </w:r>
         <w:r>
           <w:rPr>
@@ -1762,7 +1762,7 @@
           <w:rPr>
             <w:rStyle w:val="ListLabel1"/>
           </w:rPr>
-          <w:t>15</w:t>
+          <w:t>18</w:t>
         </w:r>
         <w:r>
           <w:rPr>
@@ -1819,7 +1819,7 @@
           <w:rPr>
             <w:rStyle w:val="ListLabel1"/>
           </w:rPr>
-          <w:t>15</w:t>
+          <w:t>19</w:t>
         </w:r>
         <w:r>
           <w:rPr>
@@ -1876,7 +1876,7 @@
           <w:rPr>
             <w:rStyle w:val="ListLabel1"/>
           </w:rPr>
-          <w:t>17</w:t>
+          <w:t>22</w:t>
         </w:r>
         <w:r>
           <w:rPr>
@@ -1933,7 +1933,7 @@
           <w:rPr>
             <w:rStyle w:val="ListLabel1"/>
           </w:rPr>
-          <w:t>18</w:t>
+          <w:t>23</w:t>
         </w:r>
         <w:r>
           <w:rPr>
@@ -2018,7 +2018,7 @@
           <w:rPr>
             <w:rStyle w:val="ListLabel1"/>
           </w:rPr>
-          <w:t>17</w:t>
+          <w:t>22</w:t>
         </w:r>
         <w:r>
           <w:rPr>
@@ -2125,6 +2125,9 @@
           </mc:Fallback>
         </mc:AlternateContent>
       </w:r>
+      <w:r>
+        <w:br w:type="page"/>
+      </w:r>
     </w:p>
     <w:p>
       <w:pPr>
@@ -2133,7 +2136,7 @@
         <w:spacing w:before="360" w:after="120"/>
         <w:rPr/>
       </w:pPr>
-      <w:bookmarkStart w:id="0" w:name="__RefHeading___Toc3579_4156604032"/>
+      <w:bookmarkStart w:id="0" w:name="__RefHeading___Toc3676_4042426920"/>
       <w:bookmarkEnd w:id="0"/>
       <w:r>
         <w:rPr>
@@ -2184,7 +2187,7 @@
           <w:rStyle w:val="VerbatimChar"/>
           <w:sz w:val="20"/>
         </w:rPr>
-        <w:t>projects/NexysA7/cdc_counter_display</w:t>
+        <w:t>projects/fpga-systems/NexysA7/cdc_counter_display</w:t>
       </w:r>
       <w:r>
         <w:rPr>
@@ -2337,7 +2340,7 @@
         <w:spacing w:before="280" w:after="80"/>
         <w:rPr/>
       </w:pPr>
-      <w:bookmarkStart w:id="1" w:name="__RefHeading___Toc3581_4156604032"/>
+      <w:bookmarkStart w:id="1" w:name="__RefHeading___Toc3678_4042426920"/>
       <w:bookmarkStart w:id="2" w:name="references"/>
       <w:bookmarkEnd w:id="1"/>
       <w:r>
@@ -2527,7 +2530,7 @@
                 <w:szCs w:val="24"/>
                 <w:lang w:val="en-US" w:eastAsia="en-US" w:bidi="ar-SA"/>
               </w:rPr>
-              <w:t>projects/NexysA7/cdc_counter_display/README.md</w:t>
+              <w:t>projects/fpga-systems/NexysA7/cdc_counter_display/README.md</w:t>
             </w:r>
           </w:p>
         </w:tc>
@@ -2960,7 +2963,7 @@
         <w:spacing w:before="280" w:after="80"/>
         <w:rPr/>
       </w:pPr>
-      <w:bookmarkStart w:id="5" w:name="__RefHeading___Toc3583_4156604032"/>
+      <w:bookmarkStart w:id="5" w:name="__RefHeading___Toc3680_4042426920"/>
       <w:bookmarkStart w:id="6" w:name="conventions"/>
       <w:bookmarkEnd w:id="5"/>
       <w:r>
@@ -3208,7 +3211,7 @@
         <w:spacing w:before="280" w:after="80"/>
         <w:rPr/>
       </w:pPr>
-      <w:bookmarkStart w:id="8" w:name="__RefHeading___Toc3585_4156604032"/>
+      <w:bookmarkStart w:id="8" w:name="__RefHeading___Toc3682_4042426920"/>
       <w:bookmarkEnd w:id="8"/>
       <w:r>
         <w:rPr>
@@ -3482,7 +3485,10 @@
         <w:spacing w:before="360" w:after="120"/>
         <w:rPr/>
       </w:pPr>
-      <w:bookmarkStart w:id="12" w:name="__RefHeading___Toc3587_4156604032"/>
+      <w:r>
+        <w:br w:type="page"/>
+      </w:r>
+      <w:bookmarkStart w:id="12" w:name="__RefHeading___Toc3684_4042426920"/>
       <w:bookmarkEnd w:id="12"/>
       <w:r>
         <w:rPr>
@@ -3512,7 +3518,7 @@
         <w:spacing w:before="280" w:after="80"/>
         <w:rPr/>
       </w:pPr>
-      <w:bookmarkStart w:id="13" w:name="__RefHeading___Toc3589_4156604032"/>
+      <w:bookmarkStart w:id="13" w:name="__RefHeading___Toc3686_4042426920"/>
       <w:bookmarkStart w:id="14" w:name="what-it-is"/>
       <w:bookmarkEnd w:id="13"/>
       <w:r>
@@ -3671,7 +3677,7 @@
         <w:spacing w:before="200" w:after="80"/>
         <w:rPr/>
       </w:pPr>
-      <w:bookmarkStart w:id="15" w:name="__RefHeading___Toc3591_4156604032"/>
+      <w:bookmarkStart w:id="15" w:name="__RefHeading___Toc3688_4042426920"/>
       <w:bookmarkStart w:id="16" w:name="figure-1.1-cdc-demo-harness-spine"/>
       <w:bookmarkStart w:id="17" w:name="_Fig_1_CDC_Demo_Harness_Spi"/>
       <w:bookmarkEnd w:id="15"/>
@@ -3790,7 +3796,7 @@
         <w:spacing w:before="280" w:after="80"/>
         <w:rPr/>
       </w:pPr>
-      <w:bookmarkStart w:id="18" w:name="__RefHeading___Toc3593_4156604032"/>
+      <w:bookmarkStart w:id="18" w:name="__RefHeading___Toc3690_4042426920"/>
       <w:bookmarkStart w:id="19" w:name="what-it-demonstrates"/>
       <w:bookmarkEnd w:id="18"/>
       <w:r>
@@ -3906,7 +3912,7 @@
         <w:spacing w:before="280" w:after="80"/>
         <w:rPr/>
       </w:pPr>
-      <w:bookmarkStart w:id="20" w:name="__RefHeading___Toc3595_4156604032"/>
+      <w:bookmarkStart w:id="20" w:name="__RefHeading___Toc3692_4042426920"/>
       <w:bookmarkStart w:id="21" w:name="what-you-need"/>
       <w:bookmarkEnd w:id="20"/>
       <w:r>
@@ -3959,7 +3965,7 @@
         <w:rPr>
           <w:rStyle w:val="VerbatimChar"/>
         </w:rPr>
-        <w:t>build-demo</w:t>
+        <w:t>make bitstream</w:t>
       </w:r>
       <w:r>
         <w:rPr/>
@@ -3969,7 +3975,7 @@
         <w:rPr>
           <w:rStyle w:val="VerbatimChar"/>
         </w:rPr>
-        <w:t>program-demo</w:t>
+        <w:t>make program</w:t>
       </w:r>
       <w:r>
         <w:rPr/>
@@ -4010,7 +4016,7 @@
         <w:spacing w:before="280" w:after="80"/>
         <w:rPr/>
       </w:pPr>
-      <w:bookmarkStart w:id="22" w:name="__RefHeading___Toc3597_4156604032"/>
+      <w:bookmarkStart w:id="22" w:name="__RefHeading___Toc3694_4042426920"/>
       <w:bookmarkEnd w:id="22"/>
       <w:r>
         <w:rPr>
@@ -4168,7 +4174,7 @@
                 <w:szCs w:val="24"/>
                 <w:lang w:val="en-US" w:eastAsia="en-US" w:bidi="ar-SA"/>
               </w:rPr>
-              <w:t>rtl/cdc_demo_top.sv</w:t>
+              <w:t>build-demo/rtl/cdc_demo_top.sv</w:t>
             </w:r>
           </w:p>
         </w:tc>
@@ -4233,7 +4239,7 @@
                 <w:szCs w:val="24"/>
                 <w:lang w:val="en-US" w:eastAsia="en-US" w:bidi="ar-SA"/>
               </w:rPr>
-              <w:t>rtl/cdc_demo_harness.sv</w:t>
+              <w:t>build-demo/rtl/cdc_demo_harness.sv</w:t>
             </w:r>
           </w:p>
         </w:tc>
@@ -4298,7 +4304,7 @@
                 <w:szCs w:val="24"/>
                 <w:lang w:val="en-US" w:eastAsia="en-US" w:bidi="ar-SA"/>
               </w:rPr>
-              <w:t>rtl/cdc_counter_domain.sv</w:t>
+              <w:t>build-demo/rtl/cdc_counter_domain.sv</w:t>
             </w:r>
           </w:p>
         </w:tc>
@@ -4363,7 +4369,7 @@
                 <w:szCs w:val="24"/>
                 <w:lang w:val="en-US" w:eastAsia="en-US" w:bidi="ar-SA"/>
               </w:rPr>
-              <w:t>rtl/cdc_demo_csr.rdl</w:t>
+              <w:t>build-demo/rtl/cdc_demo_csr.rdl</w:t>
             </w:r>
           </w:p>
         </w:tc>
@@ -4428,7 +4434,7 @@
                 <w:szCs w:val="24"/>
                 <w:lang w:val="en-US" w:eastAsia="en-US" w:bidi="ar-SA"/>
               </w:rPr>
-              <w:t>host/</w:t>
+              <w:t>build-demo/host/</w:t>
             </w:r>
           </w:p>
         </w:tc>
@@ -4499,7 +4505,7 @@
                 <w:szCs w:val="24"/>
                 <w:lang w:val="en-US" w:eastAsia="en-US" w:bidi="ar-SA"/>
               </w:rPr>
-              <w:t>run_cdc_demo.py</w:t>
+              <w:t>host_cdc_demo.py</w:t>
             </w:r>
             <w:r>
               <w:rPr>
@@ -4543,7 +4549,7 @@
                 <w:szCs w:val="24"/>
                 <w:lang w:val="en-US" w:eastAsia="en-US" w:bidi="ar-SA"/>
               </w:rPr>
-              <w:t>dv/</w:t>
+              <w:t>build-demo/dv/</w:t>
             </w:r>
           </w:p>
         </w:tc>
@@ -4654,7 +4660,10 @@
         <w:spacing w:before="360" w:after="120"/>
         <w:rPr/>
       </w:pPr>
-      <w:bookmarkStart w:id="25" w:name="__RefHeading___Toc3599_4156604032"/>
+      <w:r>
+        <w:br w:type="page"/>
+      </w:r>
+      <w:bookmarkStart w:id="25" w:name="__RefHeading___Toc3696_4042426920"/>
       <w:bookmarkEnd w:id="25"/>
       <w:r>
         <w:rPr>
@@ -4684,7 +4693,7 @@
         <w:spacing w:before="280" w:after="80"/>
         <w:rPr/>
       </w:pPr>
-      <w:bookmarkStart w:id="26" w:name="__RefHeading___Toc3601_4156604032"/>
+      <w:bookmarkStart w:id="26" w:name="__RefHeading___Toc3698_4042426920"/>
       <w:bookmarkStart w:id="27" w:name="top-level-structure-cdc_demo_top"/>
       <w:bookmarkEnd w:id="26"/>
       <w:r>
@@ -4957,7 +4966,7 @@
         <w:spacing w:before="280" w:after="80"/>
         <w:rPr/>
       </w:pPr>
-      <w:bookmarkStart w:id="28" w:name="__RefHeading___Toc3603_4156604032"/>
+      <w:bookmarkStart w:id="28" w:name="__RefHeading___Toc3700_4042426920"/>
       <w:bookmarkStart w:id="29" w:name="clocking-and-the-four-source-clocks"/>
       <w:bookmarkEnd w:id="28"/>
       <w:r>
@@ -5710,7 +5719,7 @@
         <w:spacing w:before="280" w:after="80"/>
         <w:rPr/>
       </w:pPr>
-      <w:bookmarkStart w:id="31" w:name="__RefHeading___Toc3605_4156604032"/>
+      <w:bookmarkStart w:id="31" w:name="__RefHeading___Toc3702_4042426920"/>
       <w:bookmarkStart w:id="32" w:name="one-counter-domain-cdc_counter_domain"/>
       <w:bookmarkEnd w:id="31"/>
       <w:r>
@@ -6050,7 +6059,7 @@
         <w:spacing w:before="280" w:after="80"/>
         <w:rPr/>
       </w:pPr>
-      <w:bookmarkStart w:id="33" w:name="__RefHeading___Toc3607_4156604032"/>
+      <w:bookmarkStart w:id="33" w:name="__RefHeading___Toc3704_4042426920"/>
       <w:bookmarkStart w:id="34" w:name="the-five-cdc-modes-cdc_mode"/>
       <w:bookmarkEnd w:id="33"/>
       <w:r>
@@ -6971,7 +6980,7 @@
         <w:spacing w:before="280" w:after="80"/>
         <w:rPr/>
       </w:pPr>
-      <w:bookmarkStart w:id="36" w:name="__RefHeading___Toc3609_4156604032"/>
+      <w:bookmarkStart w:id="36" w:name="__RefHeading___Toc3706_4042426920"/>
       <w:bookmarkStart w:id="37" w:name="display"/>
       <w:bookmarkEnd w:id="36"/>
       <w:r>
@@ -7038,6 +7047,9 @@
         <w:t xml:space="preserve"> and clock-select so the operator can read the current configuration off the board.</w:t>
       </w:r>
       <w:bookmarkEnd w:id="37"/>
+      <w:r>
+        <w:br w:type="page"/>
+      </w:r>
     </w:p>
     <w:p>
       <w:pPr>
@@ -7046,7 +7058,7 @@
         <w:spacing w:before="360" w:after="120"/>
         <w:rPr/>
       </w:pPr>
-      <w:bookmarkStart w:id="38" w:name="__RefHeading___Toc3611_4156604032"/>
+      <w:bookmarkStart w:id="38" w:name="__RefHeading___Toc3708_4042426920"/>
       <w:bookmarkStart w:id="39" w:name="test-methodology"/>
       <w:bookmarkEnd w:id="38"/>
       <w:r>
@@ -7103,7 +7115,7 @@
         <w:spacing w:before="280" w:after="80"/>
         <w:rPr/>
       </w:pPr>
-      <w:bookmarkStart w:id="40" w:name="__RefHeading___Toc3613_4156604032"/>
+      <w:bookmarkStart w:id="40" w:name="__RefHeading___Toc3710_4042426920"/>
       <w:bookmarkStart w:id="41" w:name="what-is-under-test"/>
       <w:bookmarkEnd w:id="40"/>
       <w:r>
@@ -7198,7 +7210,7 @@
         <w:spacing w:before="280" w:after="80"/>
         <w:rPr/>
       </w:pPr>
-      <w:bookmarkStart w:id="42" w:name="__RefHeading___Toc3615_4156604032"/>
+      <w:bookmarkStart w:id="42" w:name="__RefHeading___Toc3712_4042426920"/>
       <w:bookmarkStart w:id="43" w:name="what-is-measured-and-how"/>
       <w:bookmarkEnd w:id="42"/>
       <w:r>
@@ -7887,7 +7899,7 @@
         <w:spacing w:before="280" w:after="80"/>
         <w:rPr/>
       </w:pPr>
-      <w:bookmarkStart w:id="45" w:name="__RefHeading___Toc3617_4156604032"/>
+      <w:bookmarkStart w:id="45" w:name="__RefHeading___Toc3714_4042426920"/>
       <w:bookmarkEnd w:id="45"/>
       <w:r>
         <w:rPr>
@@ -8288,7 +8300,7 @@
         <w:spacing w:before="280" w:after="80"/>
         <w:rPr/>
       </w:pPr>
-      <w:bookmarkStart w:id="48" w:name="__RefHeading___Toc3619_4156604032"/>
+      <w:bookmarkStart w:id="48" w:name="__RefHeading___Toc3716_4042426920"/>
       <w:bookmarkEnd w:id="48"/>
       <w:r>
         <w:rPr>
@@ -8357,7 +8369,7 @@
         <w:spacing w:before="280" w:after="80"/>
         <w:rPr/>
       </w:pPr>
-      <w:bookmarkStart w:id="49" w:name="__RefHeading___Toc3621_4156604032"/>
+      <w:bookmarkStart w:id="49" w:name="__RefHeading___Toc3718_4042426920"/>
       <w:bookmarkStart w:id="50" w:name="measurement-pitfalls"/>
       <w:bookmarkEnd w:id="49"/>
       <w:r>
@@ -8435,6 +8447,9 @@
       </w:r>
       <w:bookmarkEnd w:id="39"/>
       <w:bookmarkEnd w:id="50"/>
+      <w:r>
+        <w:br w:type="page"/>
+      </w:r>
     </w:p>
     <w:p>
       <w:pPr>
@@ -8443,7 +8458,7 @@
         <w:spacing w:before="360" w:after="120"/>
         <w:rPr/>
       </w:pPr>
-      <w:bookmarkStart w:id="51" w:name="__RefHeading___Toc3623_4156604032"/>
+      <w:bookmarkStart w:id="51" w:name="__RefHeading___Toc3720_4042426920"/>
       <w:bookmarkStart w:id="52" w:name="build-and-run"/>
       <w:bookmarkEnd w:id="51"/>
       <w:r>
@@ -8481,7 +8496,7 @@
           <w:rStyle w:val="VerbatimChar"/>
           <w:sz w:val="20"/>
         </w:rPr>
-        <w:t>projects/NexysA7/cdc_counter_display/</w:t>
+        <w:t>projects/fpga-systems/NexysA7/cdc_counter_display/</w:t>
       </w:r>
       <w:r>
         <w:rPr>
@@ -8543,7 +8558,7 @@
         <w:rPr>
           <w:rStyle w:val="NormalTok"/>
         </w:rPr>
-        <w:t xml:space="preserve"> projects/NexysA7/cdc_counter_display</w:t>
+        <w:t xml:space="preserve"> projects/fpga-systems/NexysA7/cdc_counter_display</w:t>
       </w:r>
     </w:p>
     <w:p>
@@ -8555,7 +8570,7 @@
         <w:spacing w:before="280" w:after="80"/>
         <w:rPr/>
       </w:pPr>
-      <w:bookmarkStart w:id="53" w:name="__RefHeading___Toc3625_4156604032"/>
+      <w:bookmarkStart w:id="53" w:name="__RefHeading___Toc3722_4042426920"/>
       <w:bookmarkStart w:id="54" w:name="the-workflow-at-a-glance"/>
       <w:bookmarkEnd w:id="53"/>
       <w:r>
@@ -8586,7 +8601,7 @@
         <w:rPr>
           <w:rStyle w:val="VerbatimChar"/>
         </w:rPr>
-        <w:t>make regmap  -&gt;  make consistency  -&gt;  make sim-demo   (prove it in simulation)</w:t>
+        <w:t>make regmap  -&gt;  make consistency  -&gt;  make sim        (prove it in simulation)</w:t>
       </w:r>
       <w:r>
         <w:rPr/>
@@ -8616,7 +8631,71 @@
         <w:rPr>
           <w:rStyle w:val="VerbatimChar"/>
         </w:rPr>
-        <w:t xml:space="preserve">             make build-demo  -&gt;  make program-demo  -&gt;  run_cdc_demo.py   (on the board)</w:t>
+        <w:t xml:space="preserve">             make bitstream  -&gt;  make program  -&gt;  make host-cdc_demo   (on the board)</w:t>
+      </w:r>
+    </w:p>
+    <w:p>
+      <w:pPr>
+        <w:pStyle w:val="FirstParagraph"/>
+        <w:rPr/>
+      </w:pPr>
+      <w:r>
+        <w:rPr>
+          <w:sz w:val="20"/>
+        </w:rPr>
+        <w:t xml:space="preserve">Targets go to </w:t>
+      </w:r>
+      <w:r>
+        <w:rPr>
+          <w:rStyle w:val="VerbatimChar"/>
+          <w:sz w:val="20"/>
+        </w:rPr>
+        <w:t>build-demo</w:t>
+      </w:r>
+      <w:r>
+        <w:rPr>
+          <w:sz w:val="20"/>
+        </w:rPr>
+        <w:t xml:space="preserve"> by default; add </w:t>
+      </w:r>
+      <w:r>
+        <w:rPr>
+          <w:rStyle w:val="VerbatimChar"/>
+          <w:sz w:val="20"/>
+        </w:rPr>
+        <w:t>BUILD=phase1</w:t>
+      </w:r>
+      <w:r>
+        <w:rPr>
+          <w:sz w:val="20"/>
+        </w:rPr>
+        <w:t xml:space="preserve"> for the button-only build. All flow logic lives in the global </w:t>
+      </w:r>
+      <w:r>
+        <w:rPr>
+          <w:rStyle w:val="VerbatimChar"/>
+          <w:sz w:val="20"/>
+        </w:rPr>
+        <w:t>make/fpga_flow.mk</w:t>
+      </w:r>
+      <w:r>
+        <w:rPr>
+          <w:sz w:val="20"/>
+        </w:rPr>
+        <w:t xml:space="preserve"> (</w:t>
+      </w:r>
+      <w:r>
+        <w:rPr>
+          <w:rStyle w:val="VerbatimChar"/>
+          <w:sz w:val="20"/>
+        </w:rPr>
+        <w:t>make targets</w:t>
+      </w:r>
+      <w:r>
+        <w:rPr>
+          <w:sz w:val="20"/>
+        </w:rPr>
+        <w:t xml:space="preserve"> lists what was discovered).</w:t>
       </w:r>
       <w:bookmarkEnd w:id="54"/>
     </w:p>
@@ -8629,7 +8708,7 @@
         <w:spacing w:before="280" w:after="80"/>
         <w:rPr/>
       </w:pPr>
-      <w:bookmarkStart w:id="55" w:name="__RefHeading___Toc3627_4156604032"/>
+      <w:bookmarkStart w:id="55" w:name="__RefHeading___Toc3724_4042426920"/>
       <w:bookmarkEnd w:id="55"/>
       <w:r>
         <w:rPr>
@@ -8656,7 +8735,7 @@
         <w:spacing w:before="200" w:after="80"/>
         <w:rPr/>
       </w:pPr>
-      <w:bookmarkStart w:id="56" w:name="__RefHeading___Toc3629_4156604032"/>
+      <w:bookmarkStart w:id="56" w:name="__RefHeading___Toc3726_4042426920"/>
       <w:bookmarkEnd w:id="56"/>
       <w:r>
         <w:rPr>
@@ -8814,7 +8893,7 @@
                 <w:szCs w:val="24"/>
                 <w:lang w:val="en-US" w:eastAsia="en-US" w:bidi="ar-SA"/>
               </w:rPr>
-              <w:t>make sim</w:t>
+              <w:t>make sim BUILD=phase1</w:t>
             </w:r>
           </w:p>
         </w:tc>
@@ -8899,7 +8978,7 @@
                 <w:szCs w:val="24"/>
                 <w:lang w:val="en-US" w:eastAsia="en-US" w:bidi="ar-SA"/>
               </w:rPr>
-              <w:t>make sim-demo</w:t>
+              <w:t>make sim</w:t>
             </w:r>
           </w:p>
         </w:tc>
@@ -8922,16 +9001,6 @@
                 <w:lang w:val="en-US" w:eastAsia="en-US" w:bidi="ar-SA"/>
               </w:rPr>
             </w:pPr>
-            <w:r>
-              <w:rPr>
-                <w:rFonts w:eastAsia="Cambria" w:cs=""/>
-                <w:kern w:val="0"/>
-                <w:sz w:val="24"/>
-                <w:szCs w:val="24"/>
-                <w:lang w:val="en-US" w:eastAsia="en-US" w:bidi="ar-SA"/>
-              </w:rPr>
-              <w:t xml:space="preserve">Phase-2 </w:t>
-            </w:r>
             <w:r>
               <w:rPr>
                 <w:rFonts w:eastAsia="Cambria" w:cs=""/>
@@ -8982,7 +9051,7 @@
                 <w:szCs w:val="24"/>
                 <w:lang w:val="en-US" w:eastAsia="en-US" w:bidi="ar-SA"/>
               </w:rPr>
-              <w:t>dv/tests/test_cdc_demo_uart.py</w:t>
+              <w:t>build-demo/dv/tests/test_cdc_demo_uart.py</w:t>
             </w:r>
             <w:r>
               <w:rPr>
@@ -9006,7 +9075,7 @@
         <w:spacing w:before="200" w:after="80"/>
         <w:rPr/>
       </w:pPr>
-      <w:bookmarkStart w:id="59" w:name="__RefHeading___Toc3631_4156604032"/>
+      <w:bookmarkStart w:id="59" w:name="__RefHeading___Toc3728_4042426920"/>
       <w:bookmarkEnd w:id="59"/>
       <w:r>
         <w:rPr>
@@ -9205,7 +9274,7 @@
                 <w:szCs w:val="24"/>
                 <w:lang w:val="en-US" w:eastAsia="en-US" w:bidi="ar-SA"/>
               </w:rPr>
-              <w:t>dv/tbclasses/cdc_demo_csr_regmap.py</w:t>
+              <w:t>build-demo/dv/tbclasses/cdc_demo_csr_regmap.py</w:t>
             </w:r>
             <w:r>
               <w:rPr>
@@ -9225,7 +9294,7 @@
                 <w:szCs w:val="24"/>
                 <w:lang w:val="en-US" w:eastAsia="en-US" w:bidi="ar-SA"/>
               </w:rPr>
-              <w:t>rtl/cdc_demo_csr.rdl</w:t>
+              <w:t>build-demo/rtl/cdc_demo_csr.rdl</w:t>
             </w:r>
             <w:r>
               <w:rPr>
@@ -9332,7 +9401,7 @@
         <w:spacing w:before="200" w:after="80"/>
         <w:rPr/>
       </w:pPr>
-      <w:bookmarkStart w:id="61" w:name="__RefHeading___Toc3633_4156604032"/>
+      <w:bookmarkStart w:id="61" w:name="__RefHeading___Toc3730_4042426920"/>
       <w:bookmarkEnd w:id="61"/>
       <w:r>
         <w:rPr>
@@ -9490,7 +9559,7 @@
                 <w:szCs w:val="24"/>
                 <w:lang w:val="en-US" w:eastAsia="en-US" w:bidi="ar-SA"/>
               </w:rPr>
-              <w:t>make build-demo</w:t>
+              <w:t>make bitstream</w:t>
             </w:r>
           </w:p>
         </w:tc>
@@ -9521,7 +9590,7 @@
                 <w:szCs w:val="24"/>
                 <w:lang w:val="en-US" w:eastAsia="en-US" w:bidi="ar-SA"/>
               </w:rPr>
-              <w:t xml:space="preserve">Build the phase-2 bitstream </w:t>
+              <w:t xml:space="preserve">Build the demo bitstream </w:t>
             </w:r>
             <w:r>
               <w:rPr>
@@ -9531,17 +9600,57 @@
                 <w:szCs w:val="24"/>
                 <w:lang w:val="en-US" w:eastAsia="en-US" w:bidi="ar-SA"/>
               </w:rPr>
-              <w:t>cdc_demo.bit</w:t>
-            </w:r>
-            <w:r>
-              <w:rPr>
-                <w:rFonts w:eastAsia="Cambria" w:cs=""/>
-                <w:kern w:val="0"/>
-                <w:sz w:val="24"/>
-                <w:szCs w:val="24"/>
-                <w:lang w:val="en-US" w:eastAsia="en-US" w:bidi="ar-SA"/>
-              </w:rPr>
-              <w:t xml:space="preserve"> with Vivado (~5–10 min).</w:t>
+              <w:t>build-demo/fpga/bitstream/cdc_demo.bit</w:t>
+            </w:r>
+            <w:r>
+              <w:rPr>
+                <w:rFonts w:eastAsia="Cambria" w:cs=""/>
+                <w:kern w:val="0"/>
+                <w:sz w:val="24"/>
+                <w:szCs w:val="24"/>
+                <w:lang w:val="en-US" w:eastAsia="en-US" w:bidi="ar-SA"/>
+              </w:rPr>
+              <w:t xml:space="preserve"> with Vivado (~5–10 min). </w:t>
+            </w:r>
+            <w:r>
+              <w:rPr>
+                <w:rStyle w:val="VerbatimChar"/>
+                <w:rFonts w:eastAsia="Cambria" w:cs=""/>
+                <w:kern w:val="0"/>
+                <w:szCs w:val="24"/>
+                <w:lang w:val="en-US" w:eastAsia="en-US" w:bidi="ar-SA"/>
+              </w:rPr>
+              <w:t>make project</w:t>
+            </w:r>
+            <w:r>
+              <w:rPr>
+                <w:rFonts w:eastAsia="Cambria" w:cs=""/>
+                <w:kern w:val="0"/>
+                <w:sz w:val="24"/>
+                <w:szCs w:val="24"/>
+                <w:lang w:val="en-US" w:eastAsia="en-US" w:bidi="ar-SA"/>
+              </w:rPr>
+              <w:t xml:space="preserve"> creates the Vivado project only; </w:t>
+            </w:r>
+            <w:r>
+              <w:rPr>
+                <w:rStyle w:val="VerbatimChar"/>
+                <w:rFonts w:eastAsia="Cambria" w:cs=""/>
+                <w:kern w:val="0"/>
+                <w:szCs w:val="24"/>
+                <w:lang w:val="en-US" w:eastAsia="en-US" w:bidi="ar-SA"/>
+              </w:rPr>
+              <w:t>make synth</w:t>
+            </w:r>
+            <w:r>
+              <w:rPr>
+                <w:rFonts w:eastAsia="Cambria" w:cs=""/>
+                <w:kern w:val="0"/>
+                <w:sz w:val="24"/>
+                <w:szCs w:val="24"/>
+                <w:lang w:val="en-US" w:eastAsia="en-US" w:bidi="ar-SA"/>
+              </w:rPr>
+              <w:t xml:space="preserve"> stops after synthesis.</w:t>
             </w:r>
           </w:p>
         </w:tc>
@@ -9575,7 +9684,7 @@
                 <w:szCs w:val="24"/>
                 <w:lang w:val="en-US" w:eastAsia="en-US" w:bidi="ar-SA"/>
               </w:rPr>
-              <w:t>make program-demo</w:t>
+              <w:t>make program</w:t>
             </w:r>
           </w:p>
         </w:tc>
@@ -9606,7 +9715,7 @@
                 <w:szCs w:val="24"/>
                 <w:lang w:val="en-US" w:eastAsia="en-US" w:bidi="ar-SA"/>
               </w:rPr>
-              <w:t xml:space="preserve">Flash the board with </w:t>
+              <w:t xml:space="preserve">Flash the board (shared board layer, registry-pinned JTAG serial). </w:t>
             </w:r>
             <w:r>
               <w:rPr>
@@ -9616,17 +9725,37 @@
                 <w:szCs w:val="24"/>
                 <w:lang w:val="en-US" w:eastAsia="en-US" w:bidi="ar-SA"/>
               </w:rPr>
-              <w:t>cdc_demo.bit</w:t>
-            </w:r>
-            <w:r>
-              <w:rPr>
-                <w:rFonts w:eastAsia="Cambria" w:cs=""/>
-                <w:kern w:val="0"/>
-                <w:sz w:val="24"/>
-                <w:szCs w:val="24"/>
-                <w:lang w:val="en-US" w:eastAsia="en-US" w:bidi="ar-SA"/>
-              </w:rPr>
-              <w:t>.</w:t>
+              <w:t>make ports</w:t>
+            </w:r>
+            <w:r>
+              <w:rPr>
+                <w:rFonts w:eastAsia="Cambria" w:cs=""/>
+                <w:kern w:val="0"/>
+                <w:sz w:val="24"/>
+                <w:szCs w:val="24"/>
+                <w:lang w:val="en-US" w:eastAsia="en-US" w:bidi="ar-SA"/>
+              </w:rPr>
+              <w:t xml:space="preserve"> / </w:t>
+            </w:r>
+            <w:r>
+              <w:rPr>
+                <w:rStyle w:val="VerbatimChar"/>
+                <w:rFonts w:eastAsia="Cambria" w:cs=""/>
+                <w:kern w:val="0"/>
+                <w:szCs w:val="24"/>
+                <w:lang w:val="en-US" w:eastAsia="en-US" w:bidi="ar-SA"/>
+              </w:rPr>
+              <w:t>make board-info</w:t>
+            </w:r>
+            <w:r>
+              <w:rPr>
+                <w:rFonts w:eastAsia="Cambria" w:cs=""/>
+                <w:kern w:val="0"/>
+                <w:sz w:val="24"/>
+                <w:szCs w:val="24"/>
+                <w:lang w:val="en-US" w:eastAsia="en-US" w:bidi="ar-SA"/>
+              </w:rPr>
+              <w:t xml:space="preserve"> inspect the board.</w:t>
             </w:r>
           </w:p>
         </w:tc>
@@ -9660,7 +9789,7 @@
                 <w:szCs w:val="24"/>
                 <w:lang w:val="en-US" w:eastAsia="en-US" w:bidi="ar-SA"/>
               </w:rPr>
-              <w:t>make lint-demo</w:t>
+              <w:t>make lint</w:t>
             </w:r>
           </w:p>
         </w:tc>
@@ -9691,7 +9820,157 @@
                 <w:szCs w:val="24"/>
                 <w:lang w:val="en-US" w:eastAsia="en-US" w:bidi="ar-SA"/>
               </w:rPr>
-              <w:t>Verilator lint of the phase-2 RTL (Xilinx clocking primitives are stubbed — see Chapter 7).</w:t>
+              <w:t>Verilator lint of the build’s filelist closure (Xilinx clocking primitives are stubbed — see Chapter 7).</w:t>
+            </w:r>
+          </w:p>
+        </w:tc>
+      </w:tr>
+      <w:tr>
+        <w:trPr/>
+        <w:tc>
+          <w:tcPr>
+            <w:tcW w:w="3403" w:type="dxa"/>
+            <w:tcBorders/>
+          </w:tcPr>
+          <w:p>
+            <w:pPr>
+              <w:pStyle w:val="Compact"/>
+              <w:widowControl/>
+              <w:spacing w:before="36" w:after="36"/>
+              <w:jc w:val="left"/>
+              <w:rPr>
+                <w:rFonts w:ascii="Cambria" w:hAnsi="Cambria" w:eastAsia="Cambria" w:cs=""/>
+                <w:kern w:val="0"/>
+                <w:sz w:val="24"/>
+                <w:szCs w:val="24"/>
+                <w:lang w:val="en-US" w:eastAsia="en-US" w:bidi="ar-SA"/>
+              </w:rPr>
+            </w:pPr>
+            <w:r>
+              <w:rPr>
+                <w:rStyle w:val="VerbatimChar"/>
+                <w:rFonts w:eastAsia="Cambria" w:cs=""/>
+                <w:kern w:val="0"/>
+                <w:szCs w:val="24"/>
+                <w:lang w:val="en-US" w:eastAsia="en-US" w:bidi="ar-SA"/>
+              </w:rPr>
+              <w:t>make utilization</w:t>
+            </w:r>
+            <w:r>
+              <w:rPr>
+                <w:rFonts w:eastAsia="Cambria" w:cs=""/>
+                <w:kern w:val="0"/>
+                <w:sz w:val="24"/>
+                <w:szCs w:val="24"/>
+                <w:lang w:val="en-US" w:eastAsia="en-US" w:bidi="ar-SA"/>
+              </w:rPr>
+              <w:t xml:space="preserve"> / </w:t>
+            </w:r>
+            <w:r>
+              <w:rPr>
+                <w:rStyle w:val="VerbatimChar"/>
+                <w:rFonts w:eastAsia="Cambria" w:cs=""/>
+                <w:kern w:val="0"/>
+                <w:szCs w:val="24"/>
+                <w:lang w:val="en-US" w:eastAsia="en-US" w:bidi="ar-SA"/>
+              </w:rPr>
+              <w:t>make timing</w:t>
+            </w:r>
+          </w:p>
+        </w:tc>
+        <w:tc>
+          <w:tcPr>
+            <w:tcW w:w="5956" w:type="dxa"/>
+            <w:tcBorders/>
+          </w:tcPr>
+          <w:p>
+            <w:pPr>
+              <w:pStyle w:val="Compact"/>
+              <w:widowControl/>
+              <w:spacing w:before="36" w:after="36"/>
+              <w:jc w:val="left"/>
+              <w:rPr>
+                <w:rFonts w:ascii="Cambria" w:hAnsi="Cambria" w:eastAsia="Cambria" w:cs=""/>
+                <w:kern w:val="0"/>
+                <w:sz w:val="24"/>
+                <w:szCs w:val="24"/>
+                <w:lang w:val="en-US" w:eastAsia="en-US" w:bidi="ar-SA"/>
+              </w:rPr>
+            </w:pPr>
+            <w:r>
+              <w:rPr>
+                <w:rFonts w:eastAsia="Cambria" w:cs=""/>
+                <w:kern w:val="0"/>
+                <w:sz w:val="24"/>
+                <w:szCs w:val="24"/>
+                <w:lang w:val="en-US" w:eastAsia="en-US" w:bidi="ar-SA"/>
+              </w:rPr>
+              <w:t>Print the latest report summaries.</w:t>
+            </w:r>
+          </w:p>
+        </w:tc>
+      </w:tr>
+      <w:tr>
+        <w:trPr/>
+        <w:tc>
+          <w:tcPr>
+            <w:tcW w:w="3403" w:type="dxa"/>
+            <w:tcBorders/>
+          </w:tcPr>
+          <w:p>
+            <w:pPr>
+              <w:pStyle w:val="Compact"/>
+              <w:widowControl/>
+              <w:spacing w:before="36" w:after="36"/>
+              <w:jc w:val="left"/>
+              <w:rPr>
+                <w:rFonts w:ascii="Cambria" w:hAnsi="Cambria" w:eastAsia="Cambria" w:cs=""/>
+                <w:kern w:val="0"/>
+                <w:sz w:val="24"/>
+                <w:szCs w:val="24"/>
+                <w:lang w:val="en-US" w:eastAsia="en-US" w:bidi="ar-SA"/>
+              </w:rPr>
+            </w:pPr>
+            <w:r>
+              <w:rPr>
+                <w:rStyle w:val="VerbatimChar"/>
+                <w:rFonts w:eastAsia="Cambria" w:cs=""/>
+                <w:kern w:val="0"/>
+                <w:szCs w:val="24"/>
+                <w:lang w:val="en-US" w:eastAsia="en-US" w:bidi="ar-SA"/>
+              </w:rPr>
+              <w:t>make keep</w:t>
+            </w:r>
+          </w:p>
+        </w:tc>
+        <w:tc>
+          <w:tcPr>
+            <w:tcW w:w="5956" w:type="dxa"/>
+            <w:tcBorders/>
+          </w:tcPr>
+          <w:p>
+            <w:pPr>
+              <w:pStyle w:val="Compact"/>
+              <w:widowControl/>
+              <w:spacing w:before="36" w:after="36"/>
+              <w:jc w:val="left"/>
+              <w:rPr>
+                <w:rFonts w:ascii="Cambria" w:hAnsi="Cambria" w:eastAsia="Cambria" w:cs=""/>
+                <w:kern w:val="0"/>
+                <w:sz w:val="24"/>
+                <w:szCs w:val="24"/>
+                <w:lang w:val="en-US" w:eastAsia="en-US" w:bidi="ar-SA"/>
+              </w:rPr>
+            </w:pPr>
+            <w:r>
+              <w:rPr>
+                <w:rFonts w:eastAsia="Cambria" w:cs=""/>
+                <w:kern w:val="0"/>
+                <w:sz w:val="24"/>
+                <w:szCs w:val="24"/>
+                <w:lang w:val="en-US" w:eastAsia="en-US" w:bidi="ar-SA"/>
+              </w:rPr>
+              <w:t>Promote the current bitstream + reports out of the clean blast radius.</w:t>
             </w:r>
             <w:bookmarkStart w:id="63" w:name="make-targets"/>
             <w:bookmarkEnd w:id="63"/>
@@ -9708,7 +9987,7 @@
         <w:spacing w:before="280" w:after="80"/>
         <w:rPr/>
       </w:pPr>
-      <w:bookmarkStart w:id="64" w:name="__RefHeading___Toc3635_4156604032"/>
+      <w:bookmarkStart w:id="64" w:name="__RefHeading___Toc3732_4042426920"/>
       <w:bookmarkEnd w:id="64"/>
       <w:r>
         <w:rPr>
@@ -9735,7 +10014,7 @@
           <w:color w:val="228B22"/>
           <w:sz w:val="28"/>
         </w:rPr>
-        <w:t>host/run_cdc_demo.py</w:t>
+        <w:t>build-demo/host/host_cdc_demo.py</w:t>
       </w:r>
       <w:r>
         <w:rPr>
@@ -9768,59 +10047,59 @@
         <w:rPr>
           <w:sz w:val="20"/>
         </w:rPr>
-        <w:t xml:space="preserve">, resolves the serial port (auto-probes every </w:t>
+        <w:t xml:space="preserve">, resolves the serial port through the shared board layer (narrows to this board’s ports by USB serial, then probes for the </w:t>
       </w:r>
       <w:r>
         <w:rPr>
           <w:rStyle w:val="VerbatimChar"/>
           <w:sz w:val="20"/>
         </w:rPr>
-        <w:t>/dev/ttyUSB*</w:t>
-      </w:r>
-      <w:r>
-        <w:rPr>
-          <w:sz w:val="20"/>
-        </w:rPr>
-        <w:t xml:space="preserve"> for the </w:t>
+        <w:t>CDC1</w:t>
+      </w:r>
+      <w:r>
+        <w:rPr>
+          <w:sz w:val="20"/>
+        </w:rPr>
+        <w:t xml:space="preserve"> build ID unless </w:t>
       </w:r>
       <w:r>
         <w:rPr>
           <w:rStyle w:val="VerbatimChar"/>
           <w:sz w:val="20"/>
         </w:rPr>
-        <w:t>CDC1</w:t>
-      </w:r>
-      <w:r>
-        <w:rPr>
-          <w:sz w:val="20"/>
-        </w:rPr>
-        <w:t xml:space="preserve"> build ID unless </w:t>
+        <w:t>--port</w:t>
+      </w:r>
+      <w:r>
+        <w:rPr>
+          <w:sz w:val="20"/>
+        </w:rPr>
+        <w:t xml:space="preserve"> is given), and dispatches to the authored-once programs in </w:t>
       </w:r>
       <w:r>
         <w:rPr>
           <w:rStyle w:val="VerbatimChar"/>
           <w:sz w:val="20"/>
         </w:rPr>
-        <w:t>--port</w:t>
-      </w:r>
-      <w:r>
-        <w:rPr>
-          <w:sz w:val="20"/>
-        </w:rPr>
-        <w:t xml:space="preserve"> is given), and dispatches to the authored-once programs in </w:t>
+        <w:t>cdc_programs.py</w:t>
+      </w:r>
+      <w:r>
+        <w:rPr>
+          <w:sz w:val="20"/>
+        </w:rPr>
+        <w:t xml:space="preserve">. Run it as </w:t>
       </w:r>
       <w:r>
         <w:rPr>
           <w:rStyle w:val="VerbatimChar"/>
           <w:sz w:val="20"/>
         </w:rPr>
-        <w:t>cdc_programs.py</w:t>
-      </w:r>
-      <w:r>
-        <w:rPr>
-          <w:sz w:val="20"/>
-        </w:rPr>
-        <w:t>.</w:t>
+        <w:t>make host-cdc_demo ARGS=...</w:t>
+      </w:r>
+      <w:r>
+        <w:rPr>
+          <w:sz w:val="20"/>
+        </w:rPr>
+        <w:t xml:space="preserve"> or directly:</w:t>
       </w:r>
     </w:p>
     <w:p>
@@ -9840,15 +10119,15 @@
       </w:r>
       <w:r>
         <w:rPr>
-          <w:rStyle w:val="ExtensionTok"/>
-        </w:rPr>
-        <w:t>python3</w:t>
+          <w:rStyle w:val="FunctionTok"/>
+        </w:rPr>
+        <w:t>make</w:t>
       </w:r>
       <w:r>
         <w:rPr>
           <w:rStyle w:val="NormalTok"/>
         </w:rPr>
-        <w:t xml:space="preserve"> host/run_cdc_demo.py smoke</w:t>
+        <w:t xml:space="preserve"> host-cdc_demo ARGS=smoke</w:t>
       </w:r>
       <w:r>
         <w:rPr/>
@@ -9867,39 +10146,21 @@
       </w:r>
       <w:r>
         <w:rPr>
-          <w:rStyle w:val="ExtensionTok"/>
-        </w:rPr>
-        <w:t>python3</w:t>
+          <w:rStyle w:val="FunctionTok"/>
+        </w:rPr>
+        <w:t>make</w:t>
       </w:r>
       <w:r>
         <w:rPr>
           <w:rStyle w:val="NormalTok"/>
         </w:rPr>
-        <w:t xml:space="preserve"> host/run_cdc_demo.py press </w:t>
-      </w:r>
-      <w:r>
-        <w:rPr>
-          <w:rStyle w:val="AttributeTok"/>
-        </w:rPr>
-        <w:t>--counter</w:t>
-      </w:r>
-      <w:r>
-        <w:rPr>
-          <w:rStyle w:val="NormalTok"/>
-        </w:rPr>
-        <w:t xml:space="preserve"> 2 </w:t>
-      </w:r>
-      <w:r>
-        <w:rPr>
-          <w:rStyle w:val="AttributeTok"/>
-        </w:rPr>
-        <w:t>--count</w:t>
-      </w:r>
-      <w:r>
-        <w:rPr>
-          <w:rStyle w:val="NormalTok"/>
-        </w:rPr>
-        <w:t xml:space="preserve"> 1000</w:t>
+        <w:t xml:space="preserve"> host-cdc_demo ARGS=</w:t>
+      </w:r>
+      <w:r>
+        <w:rPr>
+          <w:rStyle w:val="StringTok"/>
+        </w:rPr>
+        <w:t>"press --counter 2 --count 1000"</w:t>
       </w:r>
       <w:r>
         <w:rPr/>
@@ -9918,55 +10179,43 @@
       </w:r>
       <w:r>
         <w:rPr>
-          <w:rStyle w:val="ExtensionTok"/>
-        </w:rPr>
-        <w:t>python3</w:t>
+          <w:rStyle w:val="FunctionTok"/>
+        </w:rPr>
+        <w:t>make</w:t>
       </w:r>
       <w:r>
         <w:rPr>
           <w:rStyle w:val="NormalTok"/>
         </w:rPr>
-        <w:t xml:space="preserve"> host/run_cdc_demo.py cfg-load </w:t>
-      </w:r>
-      <w:r>
-        <w:rPr>
-          <w:rStyle w:val="AttributeTok"/>
-        </w:rPr>
-        <w:t>--counter</w:t>
+        <w:t xml:space="preserve"> host-cdc_demo ARGS=</w:t>
+      </w:r>
+      <w:r>
+        <w:rPr>
+          <w:rStyle w:val="StringTok"/>
+        </w:rPr>
+        <w:t>"cfg-load --counter 1"</w:t>
+      </w:r>
+      <w:r>
+        <w:rPr/>
+        <w:br/>
+      </w:r>
+      <w:r>
+        <w:rPr>
+          <w:rStyle w:val="FunctionTok"/>
+        </w:rPr>
+        <w:t>make</w:t>
       </w:r>
       <w:r>
         <w:rPr>
           <w:rStyle w:val="NormalTok"/>
         </w:rPr>
-        <w:t xml:space="preserve"> 1</w:t>
-      </w:r>
-      <w:r>
-        <w:rPr/>
-        <w:br/>
-      </w:r>
-      <w:r>
-        <w:rPr>
-          <w:rStyle w:val="ExtensionTok"/>
-        </w:rPr>
-        <w:t>python3</w:t>
-      </w:r>
-      <w:r>
-        <w:rPr>
-          <w:rStyle w:val="NormalTok"/>
-        </w:rPr>
-        <w:t xml:space="preserve"> host/run_cdc_demo.py cdc-mode </w:t>
-      </w:r>
-      <w:r>
-        <w:rPr>
-          <w:rStyle w:val="AttributeTok"/>
-        </w:rPr>
-        <w:t>--counter</w:t>
-      </w:r>
-      <w:r>
-        <w:rPr>
-          <w:rStyle w:val="NormalTok"/>
-        </w:rPr>
-        <w:t xml:space="preserve"> 0</w:t>
+        <w:t xml:space="preserve"> host-cdc_demo ARGS=</w:t>
+      </w:r>
+      <w:r>
+        <w:rPr>
+          <w:rStyle w:val="StringTok"/>
+        </w:rPr>
+        <w:t>"cdc-mode --counter 0"</w:t>
       </w:r>
       <w:r>
         <w:rPr/>
@@ -9985,15 +10234,15 @@
       </w:r>
       <w:r>
         <w:rPr>
-          <w:rStyle w:val="ExtensionTok"/>
-        </w:rPr>
-        <w:t>python3</w:t>
+          <w:rStyle w:val="FunctionTok"/>
+        </w:rPr>
+        <w:t>make</w:t>
       </w:r>
       <w:r>
         <w:rPr>
           <w:rStyle w:val="NormalTok"/>
         </w:rPr>
-        <w:t xml:space="preserve"> host/run_cdc_demo.py monitor</w:t>
+        <w:t xml:space="preserve"> host-cdc_demo ARGS=monitor</w:t>
       </w:r>
       <w:r>
         <w:rPr/>
@@ -10012,27 +10261,21 @@
       </w:r>
       <w:r>
         <w:rPr>
-          <w:rStyle w:val="ExtensionTok"/>
-        </w:rPr>
-        <w:t>python3</w:t>
+          <w:rStyle w:val="FunctionTok"/>
+        </w:rPr>
+        <w:t>make</w:t>
       </w:r>
       <w:r>
         <w:rPr>
           <w:rStyle w:val="NormalTok"/>
         </w:rPr>
-        <w:t xml:space="preserve"> host/run_cdc_demo.py watch-fail </w:t>
-      </w:r>
-      <w:r>
-        <w:rPr>
-          <w:rStyle w:val="AttributeTok"/>
-        </w:rPr>
-        <w:t>--counter</w:t>
-      </w:r>
-      <w:r>
-        <w:rPr>
-          <w:rStyle w:val="NormalTok"/>
-        </w:rPr>
-        <w:t xml:space="preserve"> 2</w:t>
+        <w:t xml:space="preserve"> host-cdc_demo ARGS=</w:t>
+      </w:r>
+      <w:r>
+        <w:rPr>
+          <w:rStyle w:val="StringTok"/>
+        </w:rPr>
+        <w:t>"watch-fail --counter 2"</w:t>
       </w:r>
       <w:r>
         <w:rPr/>
@@ -10043,7 +10286,7 @@
         <w:rPr>
           <w:rStyle w:val="CommentTok"/>
         </w:rPr>
-        <w:t># Force a specific port instead of autodetect</w:t>
+        <w:t># Force a specific port instead of autodetect (direct invocation)</w:t>
       </w:r>
       <w:r>
         <w:rPr/>
@@ -10059,7 +10302,7 @@
         <w:rPr>
           <w:rStyle w:val="NormalTok"/>
         </w:rPr>
-        <w:t xml:space="preserve"> host/run_cdc_demo.py </w:t>
+        <w:t xml:space="preserve"> build-demo/host/host_cdc_demo.py </w:t>
       </w:r>
       <w:r>
         <w:rPr>
@@ -10092,7 +10335,7 @@
         <w:spacing w:before="200" w:after="80"/>
         <w:rPr/>
       </w:pPr>
-      <w:bookmarkStart w:id="65" w:name="__RefHeading___Toc3637_4156604032"/>
+      <w:bookmarkStart w:id="65" w:name="__RefHeading___Toc3734_4042426920"/>
       <w:bookmarkStart w:id="66" w:name="the-watch-it-fail-procedure"/>
       <w:bookmarkEnd w:id="65"/>
       <w:r>
@@ -10131,7 +10374,7 @@
         <w:rPr>
           <w:rStyle w:val="VerbatimChar"/>
         </w:rPr>
-        <w:t>make program-demo</w:t>
+        <w:t>make program</w:t>
       </w:r>
       <w:r>
         <w:rPr/>
@@ -10151,7 +10394,7 @@
         <w:rPr>
           <w:rStyle w:val="VerbatimChar"/>
         </w:rPr>
-        <w:t>python3 host/run_cdc_demo.py watch-fail --counter 2</w:t>
+        <w:t>make host-cdc_demo ARGS="watch-fail --counter 2"</w:t>
       </w:r>
       <w:r>
         <w:rPr/>
@@ -10205,6 +10448,9 @@
       </w:r>
       <w:bookmarkEnd w:id="67"/>
       <w:bookmarkEnd w:id="68"/>
+      <w:r>
+        <w:br w:type="page"/>
+      </w:r>
     </w:p>
     <w:p>
       <w:pPr>
@@ -10213,7 +10459,7 @@
         <w:spacing w:before="360" w:after="120"/>
         <w:rPr/>
       </w:pPr>
-      <w:bookmarkStart w:id="69" w:name="__RefHeading___Toc3639_4156604032"/>
+      <w:bookmarkStart w:id="69" w:name="__RefHeading___Toc3736_4042426920"/>
       <w:bookmarkStart w:id="70" w:name="harness-csr-configuration"/>
       <w:bookmarkEnd w:id="69"/>
       <w:r>
@@ -10406,7 +10652,7 @@
         <w:rPr/>
         <w:drawing>
           <wp:inline distT="0" distB="0" distL="0" distR="0">
-            <wp:extent cx="3620770" cy="3869055"/>
+            <wp:extent cx="5334000" cy="5698490"/>
             <wp:effectExtent l="0" t="0" r="0" b="0"/>
             <wp:docPr id="11" name="Image2" descr="AXI4-Lite single-beat write"/>
             <wp:cNvGraphicFramePr>
@@ -10422,13 +10668,7 @@
                     </pic:cNvPicPr>
                   </pic:nvPicPr>
                   <pic:blipFill>
-                    <a:blip r:embed="rId5">
-                      <a:extLst>
-                        <a:ext uri="{96DAC541-7B7A-43D3-8B79-37D633B846F1}">
-                          <asvg:svgBlip xmlns:asvg="http://schemas.microsoft.com/office/drawing/2016/SVG/main" r:embed="rId6"/>
-                        </a:ext>
-                      </a:extLst>
-                    </a:blip>
+                    <a:blip r:embed="rId5"/>
                     <a:stretch>
                       <a:fillRect/>
                     </a:stretch>
@@ -10436,7 +10676,7 @@
                   <pic:spPr bwMode="auto">
                     <a:xfrm>
                       <a:off x="0" y="0"/>
-                      <a:ext cx="3620770" cy="3869055"/>
+                      <a:ext cx="5334000" cy="5698490"/>
                     </a:xfrm>
                     <a:prstGeom prst="rect">
                       <a:avLst/>
@@ -10478,7 +10718,7 @@
         </w:rPr>
         <w:t xml:space="preserve"> </w:t>
       </w:r>
-      <w:hyperlink r:id="rId7">
+      <w:hyperlink r:id="rId6">
         <w:r>
           <w:rPr>
             <w:rStyle w:val="Hyperlink"/>
@@ -10497,7 +10737,7 @@
         <w:spacing w:before="280" w:after="80"/>
         <w:rPr/>
       </w:pPr>
-      <w:bookmarkStart w:id="73" w:name="__RefHeading___Toc3641_4156604032"/>
+      <w:bookmarkStart w:id="73" w:name="__RefHeading___Toc3738_4042426920"/>
       <w:bookmarkEnd w:id="73"/>
       <w:r>
         <w:rPr>
@@ -12907,7 +13147,7 @@
         <w:spacing w:before="280" w:after="80"/>
         <w:rPr/>
       </w:pPr>
-      <w:bookmarkStart w:id="76" w:name="__RefHeading___Toc3643_4156604032"/>
+      <w:bookmarkStart w:id="76" w:name="__RefHeading___Toc3740_4042426920"/>
       <w:bookmarkEnd w:id="76"/>
       <w:r>
         <w:rPr>
@@ -15468,7 +15708,7 @@
         <w:spacing w:before="280" w:after="80"/>
         <w:rPr/>
       </w:pPr>
-      <w:bookmarkStart w:id="78" w:name="__RefHeading___Toc3645_4156604032"/>
+      <w:bookmarkStart w:id="78" w:name="__RefHeading___Toc3742_4042426920"/>
       <w:bookmarkEnd w:id="78"/>
       <w:r>
         <w:rPr>
@@ -15936,7 +16176,7 @@
         <w:spacing w:before="280" w:after="80"/>
         <w:rPr/>
       </w:pPr>
-      <w:bookmarkStart w:id="79" w:name="__RefHeading___Toc3647_4156604032"/>
+      <w:bookmarkStart w:id="79" w:name="__RefHeading___Toc3744_4042426920"/>
       <w:bookmarkStart w:id="80" w:name="regenerating-the-regmap"/>
       <w:bookmarkEnd w:id="79"/>
       <w:r>
@@ -16038,6 +16278,9 @@
       </w:r>
       <w:bookmarkEnd w:id="81"/>
       <w:bookmarkEnd w:id="82"/>
+      <w:r>
+        <w:br w:type="page"/>
+      </w:r>
     </w:p>
     <w:p>
       <w:pPr>
@@ -16046,7 +16289,7 @@
         <w:spacing w:before="360" w:after="120"/>
         <w:rPr/>
       </w:pPr>
-      <w:bookmarkStart w:id="83" w:name="__RefHeading___Toc3649_4156604032"/>
+      <w:bookmarkStart w:id="83" w:name="__RefHeading___Toc3746_4042426920"/>
       <w:bookmarkStart w:id="84" w:name="simulation-silicon-equivalence"/>
       <w:bookmarkEnd w:id="83"/>
       <w:r>
@@ -16142,7 +16385,7 @@
         <w:spacing w:before="280" w:after="80"/>
         <w:rPr/>
       </w:pPr>
-      <w:bookmarkStart w:id="85" w:name="__RefHeading___Toc3651_4156604032"/>
+      <w:bookmarkStart w:id="85" w:name="__RefHeading___Toc3748_4042426920"/>
       <w:bookmarkStart w:id="86" w:name="X6f6e8ca0c5bcf3abe02f2f6ea27e066916fc81c"/>
       <w:bookmarkEnd w:id="85"/>
       <w:r>
@@ -16288,7 +16531,7 @@
         <w:spacing w:before="280" w:after="80"/>
         <w:rPr/>
       </w:pPr>
-      <w:bookmarkStart w:id="87" w:name="__RefHeading___Toc3653_4156604032"/>
+      <w:bookmarkStart w:id="87" w:name="__RefHeading___Toc3750_4042426920"/>
       <w:bookmarkStart w:id="88" w:name="how-the-sim-runs-the-same-program"/>
       <w:bookmarkEnd w:id="87"/>
       <w:r>
@@ -16556,7 +16799,7 @@
         <w:spacing w:before="280" w:after="80"/>
         <w:rPr/>
       </w:pPr>
-      <w:bookmarkStart w:id="89" w:name="__RefHeading___Toc3655_4156604032"/>
+      <w:bookmarkStart w:id="89" w:name="__RefHeading___Toc3752_4042426920"/>
       <w:bookmarkStart w:id="90" w:name="what-the-sim-can-and-cannot-reproduce"/>
       <w:bookmarkEnd w:id="89"/>
       <w:r>
@@ -16690,7 +16933,7 @@
         <w:spacing w:before="280" w:after="80"/>
         <w:rPr/>
       </w:pPr>
-      <w:bookmarkStart w:id="91" w:name="__RefHeading___Toc3657_4156604032"/>
+      <w:bookmarkStart w:id="91" w:name="__RefHeading___Toc3754_4042426920"/>
       <w:bookmarkStart w:id="92" w:name="gotchas-worth-keeping"/>
       <w:bookmarkEnd w:id="91"/>
       <w:r>
@@ -16836,6 +17079,9 @@
       </w:r>
       <w:bookmarkEnd w:id="84"/>
       <w:bookmarkEnd w:id="92"/>
+      <w:r>
+        <w:br w:type="page"/>
+      </w:r>
     </w:p>
     <w:p>
       <w:pPr>
@@ -16844,7 +17090,7 @@
         <w:spacing w:before="360" w:after="120"/>
         <w:rPr/>
       </w:pPr>
-      <w:bookmarkStart w:id="93" w:name="__RefHeading___Toc3659_4156604032"/>
+      <w:bookmarkStart w:id="93" w:name="__RefHeading___Toc3756_4042426920"/>
       <w:bookmarkStart w:id="94" w:name="troubleshooting"/>
       <w:bookmarkEnd w:id="93"/>
       <w:r>
@@ -16875,7 +17121,7 @@
         <w:spacing w:before="280" w:after="80"/>
         <w:rPr/>
       </w:pPr>
-      <w:bookmarkStart w:id="95" w:name="__RefHeading___Toc3661_4156604032"/>
+      <w:bookmarkStart w:id="95" w:name="__RefHeading___Toc3758_4042426920"/>
       <w:bookmarkStart w:id="96" w:name="the-host-cli-cannot-find-the-board"/>
       <w:bookmarkEnd w:id="95"/>
       <w:r>
@@ -16919,20 +17165,20 @@
         <w:rPr>
           <w:sz w:val="20"/>
         </w:rPr>
-        <w:t xml:space="preserve">, which probes every </w:t>
+        <w:t xml:space="preserve">, which resolves the port through the shared board layer: it narrows to this board’s ports by USB serial (the board registry in </w:t>
       </w:r>
       <w:r>
         <w:rPr>
           <w:rStyle w:val="VerbatimChar"/>
           <w:sz w:val="20"/>
         </w:rPr>
-        <w:t>/dev/ttyUSB*</w:t>
-      </w:r>
-      <w:r>
-        <w:rPr>
-          <w:sz w:val="20"/>
-        </w:rPr>
-        <w:t xml:space="preserve"> and keeps the one that answers </w:t>
+        <w:t>projects/fpga-systems/bin/boards/</w:t>
+      </w:r>
+      <w:r>
+        <w:rPr>
+          <w:sz w:val="20"/>
+        </w:rPr>
+        <w:t xml:space="preserve"> knows the FTDI serial) and keeps the one that answers </w:t>
       </w:r>
       <w:r>
         <w:rPr>
@@ -16966,7 +17212,7 @@
           <w:b/>
           <w:bCs/>
         </w:rPr>
-        <w:t>phase-2</w:t>
+        <w:t>demo</w:t>
       </w:r>
       <w:r>
         <w:rPr/>
@@ -16976,11 +17222,11 @@
         <w:rPr>
           <w:rStyle w:val="VerbatimChar"/>
         </w:rPr>
-        <w:t>make program-demo</w:t>
-      </w:r>
-      <w:r>
-        <w:rPr/>
-        <w:t>), not phase 1.</w:t>
+        <w:t>make program</w:t>
+      </w:r>
+      <w:r>
+        <w:rPr/>
+        <w:t>), not build-phase1.</w:t>
       </w:r>
     </w:p>
     <w:p>
@@ -16994,7 +17240,27 @@
       </w:pPr>
       <w:r>
         <w:rPr/>
-        <w:t>Check the FTDI cable and that no other program holds the port.</w:t>
+        <w:t xml:space="preserve">Run </w:t>
+      </w:r>
+      <w:r>
+        <w:rPr>
+          <w:rStyle w:val="VerbatimChar"/>
+        </w:rPr>
+        <w:t>make ports</w:t>
+      </w:r>
+      <w:r>
+        <w:rPr/>
+        <w:t xml:space="preserve"> to see which ttyUSB this board is on right now, and </w:t>
+      </w:r>
+      <w:r>
+        <w:rPr>
+          <w:rStyle w:val="VerbatimChar"/>
+        </w:rPr>
+        <w:t>make board-info</w:t>
+      </w:r>
+      <w:r>
+        <w:rPr/>
+        <w:t xml:space="preserve"> for the registry’s serial. A swapped board unit shows up as “no UART ports found” quoting a serial that is no longer attached.</w:t>
       </w:r>
     </w:p>
     <w:p>
@@ -17008,6 +17274,20 @@
       </w:pPr>
       <w:r>
         <w:rPr/>
+        <w:t>Check the FTDI cable and that no other program holds the port.</w:t>
+      </w:r>
+    </w:p>
+    <w:p>
+      <w:pPr>
+        <w:pStyle w:val="Compact"/>
+        <w:numPr>
+          <w:ilvl w:val="0"/>
+          <w:numId w:val="45"/>
+        </w:numPr>
+        <w:rPr/>
+      </w:pPr>
+      <w:r>
+        <w:rPr/>
         <w:t xml:space="preserve">Force a specific device with </w:t>
       </w:r>
       <w:r>
@@ -17018,7 +17298,7 @@
       </w:r>
       <w:r>
         <w:rPr/>
-        <w:t>.</w:t>
+        <w:t xml:space="preserve"> (still probed, so a stale path fails loudly instead of driving the wrong board).</w:t>
       </w:r>
       <w:bookmarkEnd w:id="96"/>
     </w:p>
@@ -17031,7 +17311,7 @@
         <w:spacing w:before="280" w:after="80"/>
         <w:rPr/>
       </w:pPr>
-      <w:bookmarkStart w:id="97" w:name="__RefHeading___Toc3663_4156604032"/>
+      <w:bookmarkStart w:id="97" w:name="__RefHeading___Toc3760_4042426920"/>
       <w:bookmarkStart w:id="98" w:name="values-look-scrambled-never-settle"/>
       <w:bookmarkEnd w:id="97"/>
       <w:r>
@@ -17128,8 +17408,8 @@
         <w:spacing w:before="280" w:after="80"/>
         <w:rPr/>
       </w:pPr>
-      <w:bookmarkStart w:id="99" w:name="__RefHeading___Toc3665_4156604032"/>
-      <w:bookmarkStart w:id="100" w:name="make-lint-demo-xilinx-primitive-errors"/>
+      <w:bookmarkStart w:id="99" w:name="__RefHeading___Toc3762_4042426920"/>
+      <w:bookmarkStart w:id="100" w:name="make-lint-xilinx-primitive-errors"/>
       <w:bookmarkEnd w:id="99"/>
       <w:r>
         <w:rPr>
@@ -17155,7 +17435,7 @@
           <w:color w:val="228B22"/>
           <w:sz w:val="28"/>
         </w:rPr>
-        <w:t>make lint-demo</w:t>
+        <w:t>make lint</w:t>
       </w:r>
       <w:r>
         <w:rPr>
@@ -17234,46 +17514,59 @@
         <w:rPr>
           <w:sz w:val="20"/>
         </w:rPr>
-        <w:t xml:space="preserve">, which Verilator cannot find. </w:t>
+        <w:t>, which Verilator cannot find. The shared stub file (</w:t>
       </w:r>
       <w:r>
         <w:rPr>
           <w:rStyle w:val="VerbatimChar"/>
           <w:sz w:val="20"/>
         </w:rPr>
-        <w:t>rtl/verilator_xilinx_stubs.sv</w:t>
-      </w:r>
-      <w:r>
-        <w:rPr>
-          <w:sz w:val="20"/>
-        </w:rPr>
-        <w:t xml:space="preserve"> provides </w:t>
+        <w:t>projects/components/utility-ip/misc/rtl/verilator_xilinx_stubs.sv</w:t>
+      </w:r>
+      <w:r>
+        <w:rPr>
+          <w:sz w:val="20"/>
+        </w:rPr>
+        <w:t xml:space="preserve">, pulled in through its filelist by </w:t>
       </w:r>
       <w:r>
         <w:rPr>
           <w:rStyle w:val="VerbatimChar"/>
           <w:sz w:val="20"/>
         </w:rPr>
+        <w:t>build-demo/rtl/filelists/cdc_demo_top.f</w:t>
+      </w:r>
+      <w:r>
+        <w:rPr>
+          <w:sz w:val="20"/>
+        </w:rPr>
+        <w:t xml:space="preserve">) provides </w:t>
+      </w:r>
+      <w:r>
+        <w:rPr>
+          <w:rStyle w:val="VerbatimChar"/>
+          <w:sz w:val="20"/>
+        </w:rPr>
         <w:t>`ifdef VERILATOR</w:t>
       </w:r>
       <w:r>
         <w:rPr>
           <w:sz w:val="20"/>
         </w:rPr>
-        <w:t xml:space="preserve">-guarded pass-through stubs (Vivado uses the real unisims at synthesis; the stub file is never in a Vivado flow). If lint fails with “Cannot find module” for one of these, confirm the stub file is first in the </w:t>
+        <w:t xml:space="preserve">-guarded pass-through stubs (Vivado uses the real unisims at synthesis; the create_project tcl drops the stub file from the project). If lint fails with “Cannot find module” for one of these, confirm the stub filelist is still included in the build’s </w:t>
       </w:r>
       <w:r>
         <w:rPr>
           <w:rStyle w:val="VerbatimChar"/>
           <w:sz w:val="20"/>
         </w:rPr>
-        <w:t>lint-demo</w:t>
-      </w:r>
-      <w:r>
-        <w:rPr>
-          <w:sz w:val="20"/>
-        </w:rPr>
-        <w:t xml:space="preserve"> source list.</w:t>
+        <w:t>.f</w:t>
+      </w:r>
+      <w:r>
+        <w:rPr>
+          <w:sz w:val="20"/>
+        </w:rPr>
+        <w:t xml:space="preserve"> closure.</w:t>
       </w:r>
       <w:bookmarkEnd w:id="100"/>
     </w:p>
@@ -17286,8 +17579,8 @@
         <w:spacing w:before="280" w:after="80"/>
         <w:rPr/>
       </w:pPr>
-      <w:bookmarkStart w:id="101" w:name="__RefHeading___Toc3667_4156604032"/>
-      <w:bookmarkStart w:id="102" w:name="make-sim-phase-1-fails-to-compile"/>
+      <w:bookmarkStart w:id="101" w:name="__RefHeading___Toc3764_4042426920"/>
+      <w:bookmarkStart w:id="102" w:name="make-sim-buildphase1-fails-to-compile"/>
       <w:bookmarkEnd w:id="101"/>
       <w:r>
         <w:rPr>
@@ -17313,7 +17606,7 @@
           <w:color w:val="228B22"/>
           <w:sz w:val="28"/>
         </w:rPr>
-        <w:t>make sim</w:t>
+        <w:t>make sim BUILD=phase1</w:t>
       </w:r>
       <w:r>
         <w:rPr>
@@ -17321,7 +17614,7 @@
           <w:color w:val="228B22"/>
           <w:sz w:val="28"/>
         </w:rPr>
-        <w:t xml:space="preserve"> (phase 1) fails to compile</w:t>
+        <w:t xml:space="preserve"> fails to compile</w:t>
       </w:r>
     </w:p>
     <w:p>
@@ -17372,33 +17665,46 @@
         <w:rPr>
           <w:sz w:val="20"/>
         </w:rPr>
-        <w:t xml:space="preserve">. The phase-1 test compiles that header first and adds </w:t>
+        <w:t>. The build’s filelist (</w:t>
       </w:r>
       <w:r>
         <w:rPr>
           <w:rStyle w:val="VerbatimChar"/>
           <w:sz w:val="20"/>
         </w:rPr>
-        <w:t>+incdir+rtl/amba/includes</w:t>
-      </w:r>
-      <w:r>
-        <w:rPr>
-          <w:sz w:val="20"/>
-        </w:rPr>
-        <w:t xml:space="preserve">. If you see “Define or directive not defined: </w:t>
+        <w:t>build-phase1/rtl/filelists/cdc_counter_display_top.f</w:t>
+      </w:r>
+      <w:r>
+        <w:rPr>
+          <w:sz w:val="20"/>
+        </w:rPr>
+        <w:t xml:space="preserve">) carries the </w:t>
       </w:r>
       <w:r>
         <w:rPr>
           <w:rStyle w:val="VerbatimChar"/>
           <w:sz w:val="20"/>
         </w:rPr>
+        <w:t>+incdir</w:t>
+      </w:r>
+      <w:r>
+        <w:rPr>
+          <w:sz w:val="20"/>
+        </w:rPr>
+        <w:t xml:space="preserve"> and the reset-defs sub-filelist; the test resolves its sources from that same closure. If you see “Define or directive not defined: </w:t>
+      </w:r>
+      <w:r>
+        <w:rPr>
+          <w:rStyle w:val="VerbatimChar"/>
+          <w:sz w:val="20"/>
+        </w:rPr>
         <w:t>ALWAYS_FF_RST</w:t>
       </w:r>
       <w:r>
         <w:rPr>
           <w:sz w:val="20"/>
         </w:rPr>
-        <w:t>”, that include setup is missing.</w:t>
+        <w:t>”, that include entry is missing from the filelist.</w:t>
       </w:r>
       <w:bookmarkEnd w:id="102"/>
     </w:p>
@@ -17411,7 +17717,7 @@
         <w:spacing w:before="280" w:after="80"/>
         <w:rPr/>
       </w:pPr>
-      <w:bookmarkStart w:id="103" w:name="__RefHeading___Toc3669_4156604032"/>
+      <w:bookmarkStart w:id="103" w:name="__RefHeading___Toc3766_4042426920"/>
       <w:bookmarkStart w:id="104" w:name="X821fdcc846d469fe07aaed297b002e076beb4ca"/>
       <w:bookmarkEnd w:id="103"/>
       <w:r>
@@ -17537,7 +17843,7 @@
           <w:rStyle w:val="VerbatimChar"/>
           <w:sz w:val="20"/>
         </w:rPr>
-        <w:t>rtl/cdc_demo_csr.rdl</w:t>
+        <w:t>build-demo/rtl/cdc_demo_csr.rdl</w:t>
       </w:r>
       <w:r>
         <w:rPr>
@@ -17556,7 +17862,7 @@
         <w:spacing w:before="280" w:after="80"/>
         <w:rPr/>
       </w:pPr>
-      <w:bookmarkStart w:id="105" w:name="__RefHeading___Toc3671_4156604032"/>
+      <w:bookmarkStart w:id="105" w:name="__RefHeading___Toc3768_4042426920"/>
       <w:bookmarkStart w:id="106" w:name="sim-runs-but-nothing-advances"/>
       <w:bookmarkEnd w:id="105"/>
       <w:r>
@@ -17620,9 +17926,9 @@
       <w:bookmarkEnd w:id="106"/>
     </w:p>
     <w:sectPr>
-      <w:footerReference w:type="even" r:id="rId8"/>
-      <w:footerReference w:type="default" r:id="rId9"/>
-      <w:footerReference w:type="first" r:id="rId10"/>
+      <w:footerReference w:type="even" r:id="rId7"/>
+      <w:footerReference w:type="default" r:id="rId8"/>
+      <w:footerReference w:type="first" r:id="rId9"/>
       <w:type w:val="nextPage"/>
       <w:pgSz w:w="12240" w:h="15840"/>
       <w:pgMar w:left="1440" w:right="1440" w:gutter="0" w:header="0" w:top="1440" w:footer="720" w:bottom="1440"/>
@@ -17757,7 +18063,7 @@
           </w:r>
           <w:r>
             <w:rPr/>
-            <w:t>23</w:t>
+            <w:t>29</w:t>
           </w:r>
           <w:r>
             <w:rPr/>
@@ -17784,7 +18090,7 @@
           </w:r>
           <w:r>
             <w:rPr/>
-            <w:t>23</w:t>
+            <w:t>29</w:t>
           </w:r>
           <w:r>
             <w:rPr/>
@@ -17904,7 +18210,7 @@
           </w:r>
           <w:r>
             <w:rPr/>
-            <w:t>23</w:t>
+            <w:t>29</w:t>
           </w:r>
           <w:r>
             <w:rPr/>
@@ -17931,7 +18237,7 @@
           </w:r>
           <w:r>
             <w:rPr/>
-            <w:t>23</w:t>
+            <w:t>29</w:t>
           </w:r>
           <w:r>
             <w:rPr/>
@@ -19785,6 +20091,9 @@
     <w:abstractNumId w:val="1"/>
   </w:num>
   <w:num w:numId="44">
+    <w:abstractNumId w:val="1"/>
+  </w:num>
+  <w:num w:numId="45">
     <w:abstractNumId w:val="1"/>
   </w:num>
 </w:numbering>
